--- a/report.docx
+++ b/report.docx
@@ -217,7 +217,6 @@
         </w:rPr>
         <w:t xml:space="preserve">. The project contains four data </w:t>
       </w:r>
-      <w:proofErr w:type="gramStart"/>
       <w:r>
         <w:rPr>
           <w:rFonts w:ascii="Times New Roman" w:hAnsi="Times New Roman" w:cs="Times New Roman"/>
@@ -225,9 +224,8 @@
           <w:szCs w:val="20"/>
           <w:lang w:val="en-US"/>
         </w:rPr>
-        <w:t>file</w:t>
-      </w:r>
-      <w:proofErr w:type="gramEnd"/>
+        <w:t>files</w:t>
+      </w:r>
       <w:r>
         <w:rPr>
           <w:rFonts w:ascii="Times New Roman" w:hAnsi="Times New Roman" w:cs="Times New Roman"/>
@@ -237,7 +235,6 @@
         </w:rPr>
         <w:t xml:space="preserve"> as </w:t>
       </w:r>
-      <w:proofErr w:type="spellStart"/>
       <w:r>
         <w:rPr>
           <w:rFonts w:ascii="Times New Roman" w:hAnsi="Times New Roman" w:cs="Times New Roman"/>
@@ -245,9 +242,8 @@
           <w:szCs w:val="20"/>
           <w:lang w:val="en-US"/>
         </w:rPr>
-        <w:t>dscribed</w:t>
-      </w:r>
-      <w:proofErr w:type="spellEnd"/>
+        <w:t>described</w:t>
+      </w:r>
       <w:r>
         <w:rPr>
           <w:rFonts w:ascii="Times New Roman" w:hAnsi="Times New Roman" w:cs="Times New Roman"/>
@@ -858,7 +854,7 @@
           <w:szCs w:val="20"/>
           <w:lang w:val="en-US"/>
         </w:rPr>
-        <w:t>The data set</w:t>
+        <w:t xml:space="preserve">The </w:t>
       </w:r>
       <w:r>
         <w:rPr>
@@ -867,7 +863,7 @@
           <w:szCs w:val="20"/>
           <w:lang w:val="en-US"/>
         </w:rPr>
-        <w:t xml:space="preserve"> </w:t>
+        <w:t>training dataset</w:t>
       </w:r>
       <w:r>
         <w:rPr>
@@ -876,7 +872,7 @@
           <w:szCs w:val="20"/>
           <w:lang w:val="en-US"/>
         </w:rPr>
-        <w:t>used for training (train.csv) includes</w:t>
+        <w:t xml:space="preserve"> (train.csv) includes</w:t>
       </w:r>
       <w:r>
         <w:rPr>
@@ -894,9 +890,8 @@
           <w:szCs w:val="20"/>
           <w:lang w:val="en-US"/>
         </w:rPr>
-        <w:t xml:space="preserve">. </w:t>
-      </w:r>
-      <w:proofErr w:type="gramStart"/>
+        <w:t xml:space="preserve">. The data set used for testing has comments but no labels. The file text label.csv </w:t>
+      </w:r>
       <w:r>
         <w:rPr>
           <w:rFonts w:ascii="Times New Roman" w:hAnsi="Times New Roman" w:cs="Times New Roman"/>
@@ -904,7 +899,7 @@
           <w:szCs w:val="20"/>
           <w:lang w:val="en-US"/>
         </w:rPr>
-        <w:t xml:space="preserve">The </w:t>
+        <w:t xml:space="preserve">contains labels but </w:t>
       </w:r>
       <w:r>
         <w:rPr>
@@ -913,46 +908,7 @@
           <w:szCs w:val="20"/>
           <w:lang w:val="en-US"/>
         </w:rPr>
-        <w:t xml:space="preserve"> </w:t>
-      </w:r>
-      <w:r>
-        <w:rPr>
-          <w:rFonts w:ascii="Times New Roman" w:hAnsi="Times New Roman" w:cs="Times New Roman"/>
-          <w:sz w:val="20"/>
-          <w:szCs w:val="20"/>
-          <w:lang w:val="en-US"/>
-        </w:rPr>
-        <w:t>data</w:t>
-      </w:r>
-      <w:proofErr w:type="gramEnd"/>
-      <w:r>
-        <w:rPr>
-          <w:rFonts w:ascii="Times New Roman" w:hAnsi="Times New Roman" w:cs="Times New Roman"/>
-          <w:sz w:val="20"/>
-          <w:szCs w:val="20"/>
-          <w:lang w:val="en-US"/>
-        </w:rPr>
-        <w:t xml:space="preserve"> set used for testing has comments but no labels. The file text label.csv has labels but there </w:t>
-      </w:r>
-      <w:proofErr w:type="gramStart"/>
-      <w:r>
-        <w:rPr>
-          <w:rFonts w:ascii="Times New Roman" w:hAnsi="Times New Roman" w:cs="Times New Roman"/>
-          <w:sz w:val="20"/>
-          <w:szCs w:val="20"/>
-          <w:lang w:val="en-US"/>
-        </w:rPr>
-        <w:t>is</w:t>
-      </w:r>
-      <w:proofErr w:type="gramEnd"/>
-      <w:r>
-        <w:rPr>
-          <w:rFonts w:ascii="Times New Roman" w:hAnsi="Times New Roman" w:cs="Times New Roman"/>
-          <w:sz w:val="20"/>
-          <w:szCs w:val="20"/>
-          <w:lang w:val="en-US"/>
-        </w:rPr>
-        <w:t xml:space="preserve"> no comments.</w:t>
+        <w:t>no comments.</w:t>
       </w:r>
     </w:p>
     <w:p>
@@ -993,17 +949,7 @@
           <w:sz w:val="28"/>
           <w:szCs w:val="28"/>
         </w:rPr>
-        <w:t>Dataset</w:t>
-      </w:r>
-      <w:r>
-        <w:rPr>
-          <w:rFonts w:ascii="Times New Roman" w:hAnsi="Times New Roman" w:cs="Times New Roman"/>
-          <w:b/>
-          <w:bCs/>
-          <w:sz w:val="28"/>
-          <w:szCs w:val="28"/>
-        </w:rPr>
-        <w:t xml:space="preserve"> quality check</w:t>
+        <w:t>Dataset quality check</w:t>
       </w:r>
     </w:p>
     <w:p>
@@ -1879,6 +1825,79 @@
         <w:t>. Some labels are common, while others are rare. The most common label is toxic. The rarest label is threat.</w:t>
       </w:r>
     </w:p>
+    <w:p>
+      <w:pPr>
+        <w:rPr>
+          <w:rFonts w:ascii="Times New Roman" w:hAnsi="Times New Roman" w:cs="Times New Roman"/>
+          <w:sz w:val="20"/>
+          <w:szCs w:val="20"/>
+          <w:lang w:val="en-US"/>
+        </w:rPr>
+      </w:pPr>
+      <w:r>
+        <w:rPr>
+          <w:noProof/>
+        </w:rPr>
+        <w:drawing>
+          <wp:inline distT="0" distB="0" distL="0" distR="0" wp14:anchorId="60711176" wp14:editId="6A67A92A">
+            <wp:extent cx="5731510" cy="3856355"/>
+            <wp:effectExtent l="0" t="0" r="2540" b="0"/>
+            <wp:docPr id="897616468" name="Picture 1"/>
+            <wp:cNvGraphicFramePr>
+              <a:graphicFrameLocks xmlns:a="http://schemas.openxmlformats.org/drawingml/2006/main" noChangeAspect="1"/>
+            </wp:cNvGraphicFramePr>
+            <a:graphic xmlns:a="http://schemas.openxmlformats.org/drawingml/2006/main">
+              <a:graphicData uri="http://schemas.openxmlformats.org/drawingml/2006/picture">
+                <pic:pic xmlns:pic="http://schemas.openxmlformats.org/drawingml/2006/picture">
+                  <pic:nvPicPr>
+                    <pic:cNvPr id="0" name="Picture 1"/>
+                    <pic:cNvPicPr>
+                      <a:picLocks noChangeAspect="1" noChangeArrowheads="1"/>
+                    </pic:cNvPicPr>
+                  </pic:nvPicPr>
+                  <pic:blipFill>
+                    <a:blip r:embed="rId5">
+                      <a:extLst>
+                        <a:ext uri="{28A0092B-C50C-407E-A947-70E740481C1C}">
+                          <a14:useLocalDpi xmlns:a14="http://schemas.microsoft.com/office/drawing/2010/main" val="0"/>
+                        </a:ext>
+                      </a:extLst>
+                    </a:blip>
+                    <a:srcRect/>
+                    <a:stretch>
+                      <a:fillRect/>
+                    </a:stretch>
+                  </pic:blipFill>
+                  <pic:spPr bwMode="auto">
+                    <a:xfrm>
+                      <a:off x="0" y="0"/>
+                      <a:ext cx="5731510" cy="3856355"/>
+                    </a:xfrm>
+                    <a:prstGeom prst="rect">
+                      <a:avLst/>
+                    </a:prstGeom>
+                    <a:noFill/>
+                    <a:ln>
+                      <a:noFill/>
+                    </a:ln>
+                  </pic:spPr>
+                </pic:pic>
+              </a:graphicData>
+            </a:graphic>
+          </wp:inline>
+        </w:drawing>
+      </w:r>
+    </w:p>
+    <w:p>
+      <w:pPr>
+        <w:rPr>
+          <w:rFonts w:ascii="Times New Roman" w:hAnsi="Times New Roman" w:cs="Times New Roman"/>
+          <w:sz w:val="20"/>
+          <w:szCs w:val="20"/>
+          <w:lang w:val="en-US"/>
+        </w:rPr>
+      </w:pPr>
+    </w:p>
     <w:tbl>
       <w:tblPr>
         <w:tblStyle w:val="GridTable4"/>
@@ -2571,6 +2590,16 @@
       <w:pPr>
         <w:rPr>
           <w:rFonts w:ascii="Times New Roman" w:hAnsi="Times New Roman" w:cs="Times New Roman"/>
+          <w:sz w:val="20"/>
+          <w:szCs w:val="20"/>
+          <w:lang w:val="en-US"/>
+        </w:rPr>
+      </w:pPr>
+    </w:p>
+    <w:p>
+      <w:pPr>
+        <w:rPr>
+          <w:rFonts w:ascii="Times New Roman" w:hAnsi="Times New Roman" w:cs="Times New Roman"/>
           <w:b/>
           <w:bCs/>
           <w:sz w:val="28"/>
@@ -2585,7 +2614,7 @@
           <w:sz w:val="28"/>
           <w:szCs w:val="28"/>
         </w:rPr>
-        <w:t>2.</w:t>
+        <w:t>2.3</w:t>
       </w:r>
       <w:r>
         <w:rPr>
@@ -2595,7 +2624,7 @@
           <w:sz w:val="28"/>
           <w:szCs w:val="28"/>
         </w:rPr>
-        <w:t>3</w:t>
+        <w:t xml:space="preserve"> </w:t>
       </w:r>
       <w:r>
         <w:rPr>
@@ -2605,16 +2634,6 @@
           <w:sz w:val="28"/>
           <w:szCs w:val="28"/>
         </w:rPr>
-        <w:t xml:space="preserve"> </w:t>
-      </w:r>
-      <w:r>
-        <w:rPr>
-          <w:rFonts w:ascii="Times New Roman" w:hAnsi="Times New Roman" w:cs="Times New Roman"/>
-          <w:b/>
-          <w:bCs/>
-          <w:sz w:val="28"/>
-          <w:szCs w:val="28"/>
-        </w:rPr>
         <w:t>Clean and toxic comment.</w:t>
       </w:r>
     </w:p>
@@ -2634,26 +2653,92 @@
           <w:szCs w:val="16"/>
           <w:lang w:val="en-US"/>
         </w:rPr>
-        <w:t xml:space="preserve">For the first task, the six labels were combined into one simple label called </w:t>
-      </w:r>
-      <w:r>
+        <w:t>For the first task, the six labels were combined into one simple label called any toxic. If a comment has at least one toxic label, it is counted as toxic. If it has no toxic labels, it is counted as clean</w:t>
+      </w:r>
+    </w:p>
+    <w:p>
+      <w:pPr>
         <w:rPr>
           <w:rFonts w:ascii="Times New Roman" w:hAnsi="Times New Roman" w:cs="Times New Roman"/>
           <w:sz w:val="16"/>
           <w:szCs w:val="16"/>
           <w:lang w:val="en-US"/>
         </w:rPr>
-        <w:t>any toxic</w:t>
-      </w:r>
-      <w:r>
+      </w:pPr>
+      <w:r>
+        <w:rPr>
+          <w:noProof/>
+        </w:rPr>
+        <w:lastRenderedPageBreak/>
+        <w:drawing>
+          <wp:inline distT="0" distB="0" distL="0" distR="0" wp14:anchorId="4B9ED885" wp14:editId="23A6FAC0">
+            <wp:extent cx="5895975" cy="4295775"/>
+            <wp:effectExtent l="0" t="0" r="9525" b="9525"/>
+            <wp:docPr id="925294706" name="Picture 2"/>
+            <wp:cNvGraphicFramePr>
+              <a:graphicFrameLocks xmlns:a="http://schemas.openxmlformats.org/drawingml/2006/main" noChangeAspect="1"/>
+            </wp:cNvGraphicFramePr>
+            <a:graphic xmlns:a="http://schemas.openxmlformats.org/drawingml/2006/main">
+              <a:graphicData uri="http://schemas.openxmlformats.org/drawingml/2006/picture">
+                <pic:pic xmlns:pic="http://schemas.openxmlformats.org/drawingml/2006/picture">
+                  <pic:nvPicPr>
+                    <pic:cNvPr id="0" name="Picture 3"/>
+                    <pic:cNvPicPr>
+                      <a:picLocks noChangeAspect="1" noChangeArrowheads="1"/>
+                    </pic:cNvPicPr>
+                  </pic:nvPicPr>
+                  <pic:blipFill>
+                    <a:blip r:embed="rId6">
+                      <a:extLst>
+                        <a:ext uri="{28A0092B-C50C-407E-A947-70E740481C1C}">
+                          <a14:useLocalDpi xmlns:a14="http://schemas.microsoft.com/office/drawing/2010/main" val="0"/>
+                        </a:ext>
+                      </a:extLst>
+                    </a:blip>
+                    <a:srcRect/>
+                    <a:stretch>
+                      <a:fillRect/>
+                    </a:stretch>
+                  </pic:blipFill>
+                  <pic:spPr bwMode="auto">
+                    <a:xfrm>
+                      <a:off x="0" y="0"/>
+                      <a:ext cx="5895975" cy="4295775"/>
+                    </a:xfrm>
+                    <a:prstGeom prst="rect">
+                      <a:avLst/>
+                    </a:prstGeom>
+                    <a:noFill/>
+                    <a:ln>
+                      <a:noFill/>
+                    </a:ln>
+                  </pic:spPr>
+                </pic:pic>
+              </a:graphicData>
+            </a:graphic>
+          </wp:inline>
+        </w:drawing>
+      </w:r>
+    </w:p>
+    <w:p>
+      <w:pPr>
         <w:rPr>
           <w:rFonts w:ascii="Times New Roman" w:hAnsi="Times New Roman" w:cs="Times New Roman"/>
           <w:sz w:val="16"/>
           <w:szCs w:val="16"/>
           <w:lang w:val="en-US"/>
         </w:rPr>
-        <w:t>. If a comment has at least one toxic label, it is counted as toxic. If it has no toxic labels, it is counted as clean.</w:t>
-      </w:r>
+      </w:pPr>
+    </w:p>
+    <w:p>
+      <w:pPr>
+        <w:rPr>
+          <w:rFonts w:ascii="Times New Roman" w:hAnsi="Times New Roman" w:cs="Times New Roman"/>
+          <w:sz w:val="16"/>
+          <w:szCs w:val="16"/>
+          <w:lang w:val="en-US"/>
+        </w:rPr>
+      </w:pPr>
     </w:p>
     <w:tbl>
       <w:tblPr>
@@ -3623,6 +3708,7 @@
   <w:style w:type="character" w:default="1" w:styleId="DefaultParagraphFont">
     <w:name w:val="Default Paragraph Font"/>
     <w:uiPriority w:val="1"/>
+    <w:semiHidden/>
     <w:unhideWhenUsed/>
   </w:style>
   <w:style w:type="table" w:default="1" w:styleId="TableNormal">

--- a/report.docx
+++ b/report.docx
@@ -196,7 +196,7 @@
         </w:rPr>
         <w:t xml:space="preserve">The dataset comes from Kaggle: </w:t>
       </w:r>
-      <w:hyperlink r:id="rId4" w:history="1">
+      <w:hyperlink r:id="rId5" w:history="1">
         <w:r>
           <w:rPr>
             <w:rStyle w:val="Hyperlink"/>
@@ -1856,7 +1856,7 @@
                     </pic:cNvPicPr>
                   </pic:nvPicPr>
                   <pic:blipFill>
-                    <a:blip r:embed="rId5">
+                    <a:blip r:embed="rId6">
                       <a:extLst>
                         <a:ext uri="{28A0092B-C50C-407E-A947-70E740481C1C}">
                           <a14:useLocalDpi xmlns:a14="http://schemas.microsoft.com/office/drawing/2010/main" val="0"/>
@@ -2671,10 +2671,10 @@
         </w:rPr>
         <w:lastRenderedPageBreak/>
         <w:drawing>
-          <wp:inline distT="0" distB="0" distL="0" distR="0" wp14:anchorId="4B9ED885" wp14:editId="23A6FAC0">
-            <wp:extent cx="5895975" cy="4295775"/>
-            <wp:effectExtent l="0" t="0" r="9525" b="9525"/>
-            <wp:docPr id="925294706" name="Picture 2"/>
+          <wp:inline distT="0" distB="0" distL="0" distR="0" wp14:anchorId="165B78B1" wp14:editId="2DEB3044">
+            <wp:extent cx="5177155" cy="4297680"/>
+            <wp:effectExtent l="0" t="0" r="4445" b="7620"/>
+            <wp:docPr id="2072982544" name="Picture 1"/>
             <wp:cNvGraphicFramePr>
               <a:graphicFrameLocks xmlns:a="http://schemas.openxmlformats.org/drawingml/2006/main" noChangeAspect="1"/>
             </wp:cNvGraphicFramePr>
@@ -2682,13 +2682,13 @@
               <a:graphicData uri="http://schemas.openxmlformats.org/drawingml/2006/picture">
                 <pic:pic xmlns:pic="http://schemas.openxmlformats.org/drawingml/2006/picture">
                   <pic:nvPicPr>
-                    <pic:cNvPr id="0" name="Picture 3"/>
+                    <pic:cNvPr id="0" name="Picture 1"/>
                     <pic:cNvPicPr>
                       <a:picLocks noChangeAspect="1" noChangeArrowheads="1"/>
                     </pic:cNvPicPr>
                   </pic:nvPicPr>
                   <pic:blipFill>
-                    <a:blip r:embed="rId6">
+                    <a:blip r:embed="rId7">
                       <a:extLst>
                         <a:ext uri="{28A0092B-C50C-407E-A947-70E740481C1C}">
                           <a14:useLocalDpi xmlns:a14="http://schemas.microsoft.com/office/drawing/2010/main" val="0"/>
@@ -2703,7 +2703,7 @@
                   <pic:spPr bwMode="auto">
                     <a:xfrm>
                       <a:off x="0" y="0"/>
-                      <a:ext cx="5895975" cy="4295775"/>
+                      <a:ext cx="5177155" cy="4297680"/>
                     </a:xfrm>
                     <a:prstGeom prst="rect">
                       <a:avLst/>
@@ -2948,7 +2948,7 @@
                 <w:szCs w:val="16"/>
                 <w:lang w:val="en-US"/>
               </w:rPr>
-              <w:t>toxic</w:t>
+              <w:t>Unclean</w:t>
             </w:r>
           </w:p>
         </w:tc>
@@ -3056,6 +3056,237 @@
         </w:rPr>
         <w:t xml:space="preserve"> for most rows.</w:t>
       </w:r>
+    </w:p>
+    <w:p>
+      <w:pPr>
+        <w:rPr>
+          <w:rFonts w:ascii="Times New Roman" w:hAnsi="Times New Roman" w:cs="Times New Roman"/>
+          <w:sz w:val="16"/>
+          <w:szCs w:val="16"/>
+          <w:lang w:val="en-DE"/>
+        </w:rPr>
+      </w:pPr>
+      <w:r>
+        <w:rPr>
+          <w:rFonts w:ascii="Times New Roman" w:hAnsi="Times New Roman" w:cs="Times New Roman"/>
+          <w:sz w:val="16"/>
+          <w:szCs w:val="16"/>
+        </w:rPr>
+        <w:t xml:space="preserve">The class </w:t>
+      </w:r>
+      <w:r>
+        <w:rPr>
+          <w:rFonts w:ascii="Times New Roman" w:hAnsi="Times New Roman" w:cs="Times New Roman"/>
+          <w:sz w:val="16"/>
+          <w:szCs w:val="16"/>
+        </w:rPr>
+        <w:t xml:space="preserve">distribution was analysed </w:t>
+      </w:r>
+      <w:r>
+        <w:rPr>
+          <w:rFonts w:ascii="Times New Roman" w:hAnsi="Times New Roman" w:cs="Times New Roman"/>
+          <w:sz w:val="16"/>
+          <w:szCs w:val="16"/>
+        </w:rPr>
+        <w:t>by counting how many comments belonged to each toxicity label. The analysis showed that the dataset is highly imbalanced, with most comments being clean and some labels, such as threat, </w:t>
+      </w:r>
+      <w:proofErr w:type="spellStart"/>
+      <w:r>
+        <w:rPr>
+          <w:rFonts w:ascii="Times New Roman" w:hAnsi="Times New Roman" w:cs="Times New Roman"/>
+          <w:sz w:val="16"/>
+          <w:szCs w:val="16"/>
+        </w:rPr>
+        <w:t>identity_hate</w:t>
+      </w:r>
+      <w:proofErr w:type="spellEnd"/>
+      <w:r>
+        <w:rPr>
+          <w:rFonts w:ascii="Times New Roman" w:hAnsi="Times New Roman" w:cs="Times New Roman"/>
+          <w:sz w:val="16"/>
+          <w:szCs w:val="16"/>
+        </w:rPr>
+        <w:t>, and </w:t>
+      </w:r>
+      <w:proofErr w:type="spellStart"/>
+      <w:r>
+        <w:rPr>
+          <w:rFonts w:ascii="Times New Roman" w:hAnsi="Times New Roman" w:cs="Times New Roman"/>
+          <w:sz w:val="16"/>
+          <w:szCs w:val="16"/>
+        </w:rPr>
+        <w:t>severe_toxic</w:t>
+      </w:r>
+      <w:proofErr w:type="spellEnd"/>
+      <w:r>
+        <w:rPr>
+          <w:rFonts w:ascii="Times New Roman" w:hAnsi="Times New Roman" w:cs="Times New Roman"/>
+          <w:sz w:val="16"/>
+          <w:szCs w:val="16"/>
+        </w:rPr>
+        <w:t>, appearing much less often.</w:t>
+      </w:r>
+      <w:r>
+        <w:rPr>
+          <w:rFonts w:ascii="Times New Roman" w:hAnsi="Times New Roman" w:cs="Times New Roman"/>
+          <w:sz w:val="16"/>
+          <w:szCs w:val="16"/>
+        </w:rPr>
+        <w:t xml:space="preserve"> Because the data is a </w:t>
+      </w:r>
+      <w:proofErr w:type="spellStart"/>
+      <w:r>
+        <w:rPr>
+          <w:rFonts w:ascii="Times New Roman" w:hAnsi="Times New Roman" w:cs="Times New Roman"/>
+          <w:sz w:val="16"/>
+          <w:szCs w:val="16"/>
+        </w:rPr>
+        <w:t>multilabeled</w:t>
+      </w:r>
+      <w:proofErr w:type="spellEnd"/>
+      <w:r>
+        <w:rPr>
+          <w:rFonts w:ascii="Times New Roman" w:hAnsi="Times New Roman" w:cs="Times New Roman"/>
+          <w:sz w:val="16"/>
+          <w:szCs w:val="16"/>
+        </w:rPr>
+        <w:t xml:space="preserve"> data set and it is highly imbalanced, </w:t>
+      </w:r>
+      <w:r>
+        <w:rPr>
+          <w:rFonts w:ascii="Times New Roman" w:hAnsi="Times New Roman" w:cs="Times New Roman"/>
+          <w:b/>
+          <w:bCs/>
+          <w:sz w:val="16"/>
+          <w:szCs w:val="16"/>
+          <w:lang w:val="en-DE"/>
+        </w:rPr>
+        <w:t>Accuracy is not a good main metric</w:t>
+      </w:r>
+      <w:r>
+        <w:rPr>
+          <w:rFonts w:ascii="Times New Roman" w:hAnsi="Times New Roman" w:cs="Times New Roman"/>
+          <w:sz w:val="16"/>
+          <w:szCs w:val="16"/>
+          <w:lang w:val="en-DE"/>
+        </w:rPr>
+        <w:t xml:space="preserve"> because most </w:t>
+      </w:r>
+      <w:r>
+        <w:rPr>
+          <w:rFonts w:ascii="Times New Roman" w:hAnsi="Times New Roman" w:cs="Times New Roman"/>
+          <w:sz w:val="16"/>
+          <w:szCs w:val="16"/>
+          <w:lang w:val="en-DE"/>
+        </w:rPr>
+        <w:t xml:space="preserve">of the </w:t>
+      </w:r>
+      <w:r>
+        <w:rPr>
+          <w:rFonts w:ascii="Times New Roman" w:hAnsi="Times New Roman" w:cs="Times New Roman"/>
+          <w:sz w:val="16"/>
+          <w:szCs w:val="16"/>
+          <w:lang w:val="en-DE"/>
+        </w:rPr>
+        <w:t>comments are clean.</w:t>
+      </w:r>
+      <w:r>
+        <w:rPr>
+          <w:rFonts w:ascii="Times New Roman" w:hAnsi="Times New Roman" w:cs="Times New Roman"/>
+          <w:sz w:val="16"/>
+          <w:szCs w:val="16"/>
+          <w:lang w:val="en-DE"/>
+        </w:rPr>
+        <w:t xml:space="preserve"> </w:t>
+      </w:r>
+      <w:r>
+        <w:rPr>
+          <w:rFonts w:ascii="Times New Roman" w:hAnsi="Times New Roman" w:cs="Times New Roman"/>
+          <w:b/>
+          <w:bCs/>
+          <w:sz w:val="16"/>
+          <w:szCs w:val="16"/>
+          <w:lang w:val="en-DE"/>
+        </w:rPr>
+        <w:t>Precision alone</w:t>
+      </w:r>
+      <w:r>
+        <w:rPr>
+          <w:rFonts w:ascii="Times New Roman" w:hAnsi="Times New Roman" w:cs="Times New Roman"/>
+          <w:sz w:val="16"/>
+          <w:szCs w:val="16"/>
+          <w:lang w:val="en-DE"/>
+        </w:rPr>
+        <w:t> can hide cases where the model misses many toxic comments.</w:t>
+      </w:r>
+      <w:r>
+        <w:rPr>
+          <w:rFonts w:ascii="Times New Roman" w:hAnsi="Times New Roman" w:cs="Times New Roman"/>
+          <w:sz w:val="16"/>
+          <w:szCs w:val="16"/>
+          <w:lang w:val="en-DE"/>
+        </w:rPr>
+        <w:t xml:space="preserve"> </w:t>
+      </w:r>
+      <w:r>
+        <w:rPr>
+          <w:rFonts w:ascii="Times New Roman" w:hAnsi="Times New Roman" w:cs="Times New Roman"/>
+          <w:b/>
+          <w:bCs/>
+          <w:sz w:val="16"/>
+          <w:szCs w:val="16"/>
+          <w:lang w:val="en-DE"/>
+        </w:rPr>
+        <w:t>Recall alone</w:t>
+      </w:r>
+      <w:r>
+        <w:rPr>
+          <w:rFonts w:ascii="Times New Roman" w:hAnsi="Times New Roman" w:cs="Times New Roman"/>
+          <w:sz w:val="16"/>
+          <w:szCs w:val="16"/>
+          <w:lang w:val="en-DE"/>
+        </w:rPr>
+        <w:t> can hide cases where the model labels too many clean comments as toxic.</w:t>
+      </w:r>
+      <w:r>
+        <w:rPr>
+          <w:rFonts w:ascii="Times New Roman" w:hAnsi="Times New Roman" w:cs="Times New Roman"/>
+          <w:sz w:val="16"/>
+          <w:szCs w:val="16"/>
+          <w:lang w:val="en-DE"/>
+        </w:rPr>
+        <w:t xml:space="preserve"> </w:t>
+      </w:r>
+      <w:r>
+        <w:rPr>
+          <w:rFonts w:ascii="Times New Roman" w:hAnsi="Times New Roman" w:cs="Times New Roman"/>
+          <w:b/>
+          <w:bCs/>
+          <w:sz w:val="16"/>
+          <w:szCs w:val="16"/>
+          <w:lang w:val="en-DE"/>
+        </w:rPr>
+        <w:t>F1-score</w:t>
+      </w:r>
+      <w:r>
+        <w:rPr>
+          <w:rFonts w:ascii="Times New Roman" w:hAnsi="Times New Roman" w:cs="Times New Roman"/>
+          <w:sz w:val="16"/>
+          <w:szCs w:val="16"/>
+          <w:lang w:val="en-DE"/>
+        </w:rPr>
+        <w:t> is better because it balances precision and recall.</w:t>
+      </w:r>
+    </w:p>
+    <w:p>
+      <w:pPr>
+        <w:rPr>
+          <w:rFonts w:ascii="Times New Roman" w:hAnsi="Times New Roman" w:cs="Times New Roman"/>
+          <w:sz w:val="16"/>
+          <w:szCs w:val="16"/>
+          <w:lang w:val="en-US"/>
+        </w:rPr>
+      </w:pPr>
     </w:p>
     <w:p>
       <w:pPr>
@@ -3103,6 +3334,163 @@
     </w:sectPr>
   </w:body>
 </w:document>
+</file>
+
+<file path=word/numbering.xml><?xml version="1.0" encoding="utf-8"?>
+<w:numbering xmlns:wpc="http://schemas.microsoft.com/office/word/2010/wordprocessingCanvas" xmlns:cx="http://schemas.microsoft.com/office/drawing/2014/chartex" xmlns:cx1="http://schemas.microsoft.com/office/drawing/2015/9/8/chartex" xmlns:cx2="http://schemas.microsoft.com/office/drawing/2015/10/21/chartex" xmlns:cx3="http://schemas.microsoft.com/office/drawing/2016/5/9/chartex" xmlns:cx4="http://schemas.microsoft.com/office/drawing/2016/5/10/chartex" xmlns:cx5="http://schemas.microsoft.com/office/drawing/2016/5/11/chartex" xmlns:cx6="http://schemas.microsoft.com/office/drawing/2016/5/12/chartex" xmlns:cx7="http://schemas.microsoft.com/office/drawing/2016/5/13/chartex" xmlns:cx8="http://schemas.microsoft.com/office/drawing/2016/5/14/chartex" xmlns:mc="http://schemas.openxmlformats.org/markup-compatibility/2006" xmlns:aink="http://schemas.microsoft.com/office/drawing/2016/ink" xmlns:am3d="http://schemas.microsoft.com/office/drawing/2017/model3d" xmlns:o="urn:schemas-microsoft-com:office:office" xmlns:oel="http://schemas.microsoft.com/office/2019/extlst" xmlns:r="http://schemas.openxmlformats.org/officeDocument/2006/relationships" xmlns:m="http://schemas.openxmlformats.org/officeDocument/2006/math" xmlns:v="urn:schemas-microsoft-com:vml" xmlns:wp14="http://schemas.microsoft.com/office/word/2010/wordprocessingDrawing" xmlns:wp="http://schemas.openxmlformats.org/drawingml/2006/wordprocessingDrawing" xmlns:w10="urn:schemas-microsoft-com:office:word" xmlns:w="http://schemas.openxmlformats.org/wordprocessingml/2006/main" xmlns:w14="http://schemas.microsoft.com/office/word/2010/wordml" xmlns:w15="http://schemas.microsoft.com/office/word/2012/wordml" xmlns:w16cex="http://schemas.microsoft.com/office/word/2018/wordml/cex" xmlns:w16cid="http://schemas.microsoft.com/office/word/2016/wordml/cid" xmlns:w16="http://schemas.microsoft.com/office/word/2018/wordml" xmlns:w16du="http://schemas.microsoft.com/office/word/2023/wordml/word16du" xmlns:w16sdtdh="http://schemas.microsoft.com/office/word/2020/wordml/sdtdatahash" xmlns:w16sdtfl="http://schemas.microsoft.com/office/word/2024/wordml/sdtformatlock" xmlns:w16se="http://schemas.microsoft.com/office/word/2015/wordml/symex" xmlns:wpg="http://schemas.microsoft.com/office/word/2010/wordprocessingGroup" xmlns:wpi="http://schemas.microsoft.com/office/word/2010/wordprocessingInk" xmlns:wne="http://schemas.microsoft.com/office/word/2006/wordml" xmlns:wps="http://schemas.microsoft.com/office/word/2010/wordprocessingShape" mc:Ignorable="w14 w15 w16se w16cid w16 w16cex w16sdtdh w16sdtfl w16du wp14">
+  <w:abstractNum w:abstractNumId="0" w15:restartNumberingAfterBreak="0">
+    <w:nsid w:val="4A736BB5"/>
+    <w:multiLevelType w:val="multilevel"/>
+    <w:tmpl w:val="C018EDD4"/>
+    <w:lvl w:ilvl="0">
+      <w:start w:val="1"/>
+      <w:numFmt w:val="bullet"/>
+      <w:lvlText w:val=""/>
+      <w:lvlJc w:val="left"/>
+      <w:pPr>
+        <w:tabs>
+          <w:tab w:val="num" w:pos="720"/>
+        </w:tabs>
+        <w:ind w:left="720" w:hanging="360"/>
+      </w:pPr>
+      <w:rPr>
+        <w:rFonts w:ascii="Symbol" w:hAnsi="Symbol" w:hint="default"/>
+        <w:sz w:val="20"/>
+      </w:rPr>
+    </w:lvl>
+    <w:lvl w:ilvl="1" w:tentative="1">
+      <w:start w:val="1"/>
+      <w:numFmt w:val="bullet"/>
+      <w:lvlText w:val=""/>
+      <w:lvlJc w:val="left"/>
+      <w:pPr>
+        <w:tabs>
+          <w:tab w:val="num" w:pos="1440"/>
+        </w:tabs>
+        <w:ind w:left="1440" w:hanging="360"/>
+      </w:pPr>
+      <w:rPr>
+        <w:rFonts w:ascii="Symbol" w:hAnsi="Symbol" w:hint="default"/>
+        <w:sz w:val="20"/>
+      </w:rPr>
+    </w:lvl>
+    <w:lvl w:ilvl="2" w:tentative="1">
+      <w:start w:val="1"/>
+      <w:numFmt w:val="bullet"/>
+      <w:lvlText w:val=""/>
+      <w:lvlJc w:val="left"/>
+      <w:pPr>
+        <w:tabs>
+          <w:tab w:val="num" w:pos="2160"/>
+        </w:tabs>
+        <w:ind w:left="2160" w:hanging="360"/>
+      </w:pPr>
+      <w:rPr>
+        <w:rFonts w:ascii="Symbol" w:hAnsi="Symbol" w:hint="default"/>
+        <w:sz w:val="20"/>
+      </w:rPr>
+    </w:lvl>
+    <w:lvl w:ilvl="3" w:tentative="1">
+      <w:start w:val="1"/>
+      <w:numFmt w:val="bullet"/>
+      <w:lvlText w:val=""/>
+      <w:lvlJc w:val="left"/>
+      <w:pPr>
+        <w:tabs>
+          <w:tab w:val="num" w:pos="2880"/>
+        </w:tabs>
+        <w:ind w:left="2880" w:hanging="360"/>
+      </w:pPr>
+      <w:rPr>
+        <w:rFonts w:ascii="Symbol" w:hAnsi="Symbol" w:hint="default"/>
+        <w:sz w:val="20"/>
+      </w:rPr>
+    </w:lvl>
+    <w:lvl w:ilvl="4" w:tentative="1">
+      <w:start w:val="1"/>
+      <w:numFmt w:val="bullet"/>
+      <w:lvlText w:val=""/>
+      <w:lvlJc w:val="left"/>
+      <w:pPr>
+        <w:tabs>
+          <w:tab w:val="num" w:pos="3600"/>
+        </w:tabs>
+        <w:ind w:left="3600" w:hanging="360"/>
+      </w:pPr>
+      <w:rPr>
+        <w:rFonts w:ascii="Symbol" w:hAnsi="Symbol" w:hint="default"/>
+        <w:sz w:val="20"/>
+      </w:rPr>
+    </w:lvl>
+    <w:lvl w:ilvl="5" w:tentative="1">
+      <w:start w:val="1"/>
+      <w:numFmt w:val="bullet"/>
+      <w:lvlText w:val=""/>
+      <w:lvlJc w:val="left"/>
+      <w:pPr>
+        <w:tabs>
+          <w:tab w:val="num" w:pos="4320"/>
+        </w:tabs>
+        <w:ind w:left="4320" w:hanging="360"/>
+      </w:pPr>
+      <w:rPr>
+        <w:rFonts w:ascii="Symbol" w:hAnsi="Symbol" w:hint="default"/>
+        <w:sz w:val="20"/>
+      </w:rPr>
+    </w:lvl>
+    <w:lvl w:ilvl="6" w:tentative="1">
+      <w:start w:val="1"/>
+      <w:numFmt w:val="bullet"/>
+      <w:lvlText w:val=""/>
+      <w:lvlJc w:val="left"/>
+      <w:pPr>
+        <w:tabs>
+          <w:tab w:val="num" w:pos="5040"/>
+        </w:tabs>
+        <w:ind w:left="5040" w:hanging="360"/>
+      </w:pPr>
+      <w:rPr>
+        <w:rFonts w:ascii="Symbol" w:hAnsi="Symbol" w:hint="default"/>
+        <w:sz w:val="20"/>
+      </w:rPr>
+    </w:lvl>
+    <w:lvl w:ilvl="7" w:tentative="1">
+      <w:start w:val="1"/>
+      <w:numFmt w:val="bullet"/>
+      <w:lvlText w:val=""/>
+      <w:lvlJc w:val="left"/>
+      <w:pPr>
+        <w:tabs>
+          <w:tab w:val="num" w:pos="5760"/>
+        </w:tabs>
+        <w:ind w:left="5760" w:hanging="360"/>
+      </w:pPr>
+      <w:rPr>
+        <w:rFonts w:ascii="Symbol" w:hAnsi="Symbol" w:hint="default"/>
+        <w:sz w:val="20"/>
+      </w:rPr>
+    </w:lvl>
+    <w:lvl w:ilvl="8" w:tentative="1">
+      <w:start w:val="1"/>
+      <w:numFmt w:val="bullet"/>
+      <w:lvlText w:val=""/>
+      <w:lvlJc w:val="left"/>
+      <w:pPr>
+        <w:tabs>
+          <w:tab w:val="num" w:pos="6480"/>
+        </w:tabs>
+        <w:ind w:left="6480" w:hanging="360"/>
+      </w:pPr>
+      <w:rPr>
+        <w:rFonts w:ascii="Symbol" w:hAnsi="Symbol" w:hint="default"/>
+        <w:sz w:val="20"/>
+      </w:rPr>
+    </w:lvl>
+  </w:abstractNum>
+  <w:num w:numId="1" w16cid:durableId="1216434294">
+    <w:abstractNumId w:val="0"/>
+  </w:num>
+</w:numbering>
 </file>
 
 <file path=word/styles.xml><?xml version="1.0" encoding="utf-8"?>
@@ -3708,7 +4096,6 @@
   <w:style w:type="character" w:default="1" w:styleId="DefaultParagraphFont">
     <w:name w:val="Default Paragraph Font"/>
     <w:uiPriority w:val="1"/>
-    <w:semiHidden/>
     <w:unhideWhenUsed/>
   </w:style>
   <w:style w:type="table" w:default="1" w:styleId="TableNormal">

--- a/report.docx
+++ b/report.docx
@@ -3063,7 +3063,6 @@
           <w:rFonts w:ascii="Times New Roman" w:hAnsi="Times New Roman" w:cs="Times New Roman"/>
           <w:sz w:val="16"/>
           <w:szCs w:val="16"/>
-          <w:lang w:val="en-DE"/>
         </w:rPr>
       </w:pPr>
       <w:r>
@@ -3080,59 +3079,43 @@
           <w:sz w:val="16"/>
           <w:szCs w:val="16"/>
         </w:rPr>
-        <w:t xml:space="preserve">distribution was analysed </w:t>
-      </w:r>
+        <w:t>distribution was analysed by counting how many comments belonged to each toxicity label. The analysis showed that the dataset is highly imbalanced, with most comments being clean and some labels, such as threat, </w:t>
+      </w:r>
+      <w:proofErr w:type="spellStart"/>
       <w:r>
         <w:rPr>
           <w:rFonts w:ascii="Times New Roman" w:hAnsi="Times New Roman" w:cs="Times New Roman"/>
           <w:sz w:val="16"/>
           <w:szCs w:val="16"/>
         </w:rPr>
-        <w:t>by counting how many comments belonged to each toxicity label. The analysis showed that the dataset is highly imbalanced, with most comments being clean and some labels, such as threat, </w:t>
-      </w:r>
-      <w:proofErr w:type="spellStart"/>
+        <w:t>identity_hate</w:t>
+      </w:r>
+      <w:proofErr w:type="spellEnd"/>
       <w:r>
         <w:rPr>
           <w:rFonts w:ascii="Times New Roman" w:hAnsi="Times New Roman" w:cs="Times New Roman"/>
           <w:sz w:val="16"/>
           <w:szCs w:val="16"/>
         </w:rPr>
-        <w:t>identity_hate</w:t>
-      </w:r>
-      <w:proofErr w:type="spellEnd"/>
+        <w:t>, and </w:t>
+      </w:r>
+      <w:proofErr w:type="spellStart"/>
       <w:r>
         <w:rPr>
           <w:rFonts w:ascii="Times New Roman" w:hAnsi="Times New Roman" w:cs="Times New Roman"/>
           <w:sz w:val="16"/>
           <w:szCs w:val="16"/>
         </w:rPr>
-        <w:t>, and </w:t>
-      </w:r>
-      <w:proofErr w:type="spellStart"/>
+        <w:t>severe_toxic</w:t>
+      </w:r>
+      <w:proofErr w:type="spellEnd"/>
       <w:r>
         <w:rPr>
           <w:rFonts w:ascii="Times New Roman" w:hAnsi="Times New Roman" w:cs="Times New Roman"/>
           <w:sz w:val="16"/>
           <w:szCs w:val="16"/>
         </w:rPr>
-        <w:t>severe_toxic</w:t>
-      </w:r>
-      <w:proofErr w:type="spellEnd"/>
-      <w:r>
-        <w:rPr>
-          <w:rFonts w:ascii="Times New Roman" w:hAnsi="Times New Roman" w:cs="Times New Roman"/>
-          <w:sz w:val="16"/>
-          <w:szCs w:val="16"/>
-        </w:rPr>
-        <w:t>, appearing much less often.</w:t>
-      </w:r>
-      <w:r>
-        <w:rPr>
-          <w:rFonts w:ascii="Times New Roman" w:hAnsi="Times New Roman" w:cs="Times New Roman"/>
-          <w:sz w:val="16"/>
-          <w:szCs w:val="16"/>
-        </w:rPr>
-        <w:t xml:space="preserve"> Because the data is a </w:t>
+        <w:t xml:space="preserve">, appearing much less often. Because the data is a </w:t>
       </w:r>
       <w:proofErr w:type="spellStart"/>
       <w:r>
@@ -3159,7 +3142,6 @@
           <w:bCs/>
           <w:sz w:val="16"/>
           <w:szCs w:val="16"/>
-          <w:lang w:val="en-DE"/>
         </w:rPr>
         <w:t>Accuracy is not a good main metric</w:t>
       </w:r>
@@ -3168,36 +3150,8 @@
           <w:rFonts w:ascii="Times New Roman" w:hAnsi="Times New Roman" w:cs="Times New Roman"/>
           <w:sz w:val="16"/>
           <w:szCs w:val="16"/>
-          <w:lang w:val="en-DE"/>
-        </w:rPr>
-        <w:t xml:space="preserve"> because most </w:t>
-      </w:r>
-      <w:r>
-        <w:rPr>
-          <w:rFonts w:ascii="Times New Roman" w:hAnsi="Times New Roman" w:cs="Times New Roman"/>
-          <w:sz w:val="16"/>
-          <w:szCs w:val="16"/>
-          <w:lang w:val="en-DE"/>
-        </w:rPr>
-        <w:t xml:space="preserve">of the </w:t>
-      </w:r>
-      <w:r>
-        <w:rPr>
-          <w:rFonts w:ascii="Times New Roman" w:hAnsi="Times New Roman" w:cs="Times New Roman"/>
-          <w:sz w:val="16"/>
-          <w:szCs w:val="16"/>
-          <w:lang w:val="en-DE"/>
-        </w:rPr>
-        <w:t>comments are clean.</w:t>
-      </w:r>
-      <w:r>
-        <w:rPr>
-          <w:rFonts w:ascii="Times New Roman" w:hAnsi="Times New Roman" w:cs="Times New Roman"/>
-          <w:sz w:val="16"/>
-          <w:szCs w:val="16"/>
-          <w:lang w:val="en-DE"/>
-        </w:rPr>
-        <w:t xml:space="preserve"> </w:t>
+        </w:rPr>
+        <w:t xml:space="preserve"> because most of the comments are clean. </w:t>
       </w:r>
       <w:r>
         <w:rPr>
@@ -3206,7 +3160,6 @@
           <w:bCs/>
           <w:sz w:val="16"/>
           <w:szCs w:val="16"/>
-          <w:lang w:val="en-DE"/>
         </w:rPr>
         <w:t>Precision alone</w:t>
       </w:r>
@@ -3215,7 +3168,6 @@
           <w:rFonts w:ascii="Times New Roman" w:hAnsi="Times New Roman" w:cs="Times New Roman"/>
           <w:sz w:val="16"/>
           <w:szCs w:val="16"/>
-          <w:lang w:val="en-DE"/>
         </w:rPr>
         <w:t> can hide cases where the model misses many toxic comments.</w:t>
       </w:r>
@@ -3224,7 +3176,6 @@
           <w:rFonts w:ascii="Times New Roman" w:hAnsi="Times New Roman" w:cs="Times New Roman"/>
           <w:sz w:val="16"/>
           <w:szCs w:val="16"/>
-          <w:lang w:val="en-DE"/>
         </w:rPr>
         <w:t xml:space="preserve"> </w:t>
       </w:r>
@@ -3235,7 +3186,6 @@
           <w:bCs/>
           <w:sz w:val="16"/>
           <w:szCs w:val="16"/>
-          <w:lang w:val="en-DE"/>
         </w:rPr>
         <w:t>Recall alone</w:t>
       </w:r>
@@ -3244,7 +3194,6 @@
           <w:rFonts w:ascii="Times New Roman" w:hAnsi="Times New Roman" w:cs="Times New Roman"/>
           <w:sz w:val="16"/>
           <w:szCs w:val="16"/>
-          <w:lang w:val="en-DE"/>
         </w:rPr>
         <w:t> can hide cases where the model labels too many clean comments as toxic.</w:t>
       </w:r>
@@ -3253,7 +3202,6 @@
           <w:rFonts w:ascii="Times New Roman" w:hAnsi="Times New Roman" w:cs="Times New Roman"/>
           <w:sz w:val="16"/>
           <w:szCs w:val="16"/>
-          <w:lang w:val="en-DE"/>
         </w:rPr>
         <w:t xml:space="preserve"> </w:t>
       </w:r>
@@ -3264,7 +3212,6 @@
           <w:bCs/>
           <w:sz w:val="16"/>
           <w:szCs w:val="16"/>
-          <w:lang w:val="en-DE"/>
         </w:rPr>
         <w:t>F1-score</w:t>
       </w:r>
@@ -3273,7 +3220,6 @@
           <w:rFonts w:ascii="Times New Roman" w:hAnsi="Times New Roman" w:cs="Times New Roman"/>
           <w:sz w:val="16"/>
           <w:szCs w:val="16"/>
-          <w:lang w:val="en-DE"/>
         </w:rPr>
         <w:t> is better because it balances precision and recall.</w:t>
       </w:r>
@@ -3325,6 +3271,3454 @@
           <w:szCs w:val="20"/>
         </w:rPr>
       </w:pPr>
+    </w:p>
+    <w:p>
+      <w:pPr>
+        <w:rPr>
+          <w:rFonts w:ascii="Times New Roman" w:hAnsi="Times New Roman" w:cs="Times New Roman"/>
+          <w:sz w:val="20"/>
+          <w:szCs w:val="20"/>
+        </w:rPr>
+      </w:pPr>
+    </w:p>
+    <w:p>
+      <w:pPr>
+        <w:rPr>
+          <w:rFonts w:ascii="Times New Roman" w:hAnsi="Times New Roman" w:cs="Times New Roman"/>
+          <w:sz w:val="20"/>
+          <w:szCs w:val="20"/>
+        </w:rPr>
+      </w:pPr>
+    </w:p>
+    <w:p>
+      <w:pPr>
+        <w:pStyle w:val="Heading1"/>
+      </w:pPr>
+      <w:r>
+        <w:lastRenderedPageBreak/>
+        <w:t>3.0 Multi-label Classification</w:t>
+      </w:r>
+    </w:p>
+    <w:p>
+      <w:r>
+        <w:t xml:space="preserve">The main modelling task is multi-label classification. This means that one comment can belong to more than one toxicity category at the same time. For example, one comment can be both toxic and insult, or toxic, obscene, and </w:t>
+      </w:r>
+      <w:proofErr w:type="spellStart"/>
+      <w:r>
+        <w:t>identity_hate</w:t>
+      </w:r>
+      <w:proofErr w:type="spellEnd"/>
+      <w:r>
+        <w:t xml:space="preserve"> together. Therefore, the model must make six separate yes-or-no decisions for each comment.</w:t>
+      </w:r>
+    </w:p>
+    <w:p>
+      <w:r>
+        <w:t xml:space="preserve">This is different from multi-class classification. In multi-class classification, only one class is selected. In this project, the six labels are independent outputs, so the output layer has six neurons. Each neuron produces one score for one label. During evaluation, </w:t>
+      </w:r>
+      <w:r>
+        <w:rPr>
+          <w:b/>
+        </w:rPr>
+        <w:t>sigmoid</w:t>
+      </w:r>
+      <w:r>
+        <w:t xml:space="preserve"> is used to convert each score into a probability. A threshold is then used to decide whether each label is predicted as present or absent.</w:t>
+      </w:r>
+    </w:p>
+    <w:tbl>
+      <w:tblPr>
+        <w:tblStyle w:val="TableGrid"/>
+        <w:tblW w:w="0" w:type="auto"/>
+        <w:jc w:val="center"/>
+        <w:tblLook w:val="04A0" w:firstRow="1" w:lastRow="0" w:firstColumn="1" w:lastColumn="0" w:noHBand="0" w:noVBand="1"/>
+      </w:tblPr>
+      <w:tblGrid>
+        <w:gridCol w:w="1127"/>
+        <w:gridCol w:w="2110"/>
+        <w:gridCol w:w="5779"/>
+      </w:tblGrid>
+      <w:tr>
+        <w:trPr>
+          <w:jc w:val="center"/>
+        </w:trPr>
+        <w:tc>
+          <w:tcPr>
+            <w:tcW w:w="1152" w:type="dxa"/>
+            <w:shd w:val="clear" w:color="auto" w:fill="000000"/>
+            <w:vAlign w:val="center"/>
+          </w:tcPr>
+          <w:p>
+            <w:r>
+              <w:rPr>
+                <w:b/>
+                <w:color w:val="FFFFFF"/>
+                <w:sz w:val="18"/>
+              </w:rPr>
+              <w:t>Label index</w:t>
+            </w:r>
+          </w:p>
+        </w:tc>
+        <w:tc>
+          <w:tcPr>
+            <w:tcW w:w="2160" w:type="dxa"/>
+            <w:shd w:val="clear" w:color="auto" w:fill="000000"/>
+            <w:vAlign w:val="center"/>
+          </w:tcPr>
+          <w:p>
+            <w:r>
+              <w:rPr>
+                <w:b/>
+                <w:color w:val="FFFFFF"/>
+                <w:sz w:val="18"/>
+              </w:rPr>
+              <w:t>Label name</w:t>
+            </w:r>
+          </w:p>
+        </w:tc>
+        <w:tc>
+          <w:tcPr>
+            <w:tcW w:w="6048" w:type="dxa"/>
+            <w:shd w:val="clear" w:color="auto" w:fill="000000"/>
+            <w:vAlign w:val="center"/>
+          </w:tcPr>
+          <w:p>
+            <w:r>
+              <w:rPr>
+                <w:b/>
+                <w:color w:val="FFFFFF"/>
+                <w:sz w:val="18"/>
+              </w:rPr>
+              <w:t>Output question</w:t>
+            </w:r>
+          </w:p>
+        </w:tc>
+      </w:tr>
+      <w:tr>
+        <w:trPr>
+          <w:jc w:val="center"/>
+        </w:trPr>
+        <w:tc>
+          <w:tcPr>
+            <w:tcW w:w="1152" w:type="dxa"/>
+            <w:shd w:val="clear" w:color="auto" w:fill="D9D9D9"/>
+            <w:vAlign w:val="center"/>
+          </w:tcPr>
+          <w:p>
+            <w:r>
+              <w:rPr>
+                <w:sz w:val="18"/>
+              </w:rPr>
+              <w:t>0</w:t>
+            </w:r>
+          </w:p>
+        </w:tc>
+        <w:tc>
+          <w:tcPr>
+            <w:tcW w:w="2160" w:type="dxa"/>
+            <w:shd w:val="clear" w:color="auto" w:fill="D9D9D9"/>
+            <w:vAlign w:val="center"/>
+          </w:tcPr>
+          <w:p>
+            <w:r>
+              <w:rPr>
+                <w:sz w:val="18"/>
+              </w:rPr>
+              <w:t>toxic</w:t>
+            </w:r>
+          </w:p>
+        </w:tc>
+        <w:tc>
+          <w:tcPr>
+            <w:tcW w:w="6048" w:type="dxa"/>
+            <w:shd w:val="clear" w:color="auto" w:fill="D9D9D9"/>
+            <w:vAlign w:val="center"/>
+          </w:tcPr>
+          <w:p>
+            <w:r>
+              <w:rPr>
+                <w:sz w:val="18"/>
+              </w:rPr>
+              <w:t>Is this comment toxic?</w:t>
+            </w:r>
+          </w:p>
+        </w:tc>
+      </w:tr>
+      <w:tr>
+        <w:trPr>
+          <w:jc w:val="center"/>
+        </w:trPr>
+        <w:tc>
+          <w:tcPr>
+            <w:tcW w:w="1152" w:type="dxa"/>
+            <w:vAlign w:val="center"/>
+          </w:tcPr>
+          <w:p>
+            <w:r>
+              <w:rPr>
+                <w:sz w:val="18"/>
+              </w:rPr>
+              <w:t>1</w:t>
+            </w:r>
+          </w:p>
+        </w:tc>
+        <w:tc>
+          <w:tcPr>
+            <w:tcW w:w="2160" w:type="dxa"/>
+            <w:vAlign w:val="center"/>
+          </w:tcPr>
+          <w:p>
+            <w:proofErr w:type="spellStart"/>
+            <w:r>
+              <w:rPr>
+                <w:sz w:val="18"/>
+              </w:rPr>
+              <w:t>severe_toxic</w:t>
+            </w:r>
+            <w:proofErr w:type="spellEnd"/>
+          </w:p>
+        </w:tc>
+        <w:tc>
+          <w:tcPr>
+            <w:tcW w:w="6048" w:type="dxa"/>
+            <w:vAlign w:val="center"/>
+          </w:tcPr>
+          <w:p>
+            <w:r>
+              <w:rPr>
+                <w:sz w:val="18"/>
+              </w:rPr>
+              <w:t>Is this comment severely toxic?</w:t>
+            </w:r>
+          </w:p>
+        </w:tc>
+      </w:tr>
+      <w:tr>
+        <w:trPr>
+          <w:jc w:val="center"/>
+        </w:trPr>
+        <w:tc>
+          <w:tcPr>
+            <w:tcW w:w="1152" w:type="dxa"/>
+            <w:shd w:val="clear" w:color="auto" w:fill="D9D9D9"/>
+            <w:vAlign w:val="center"/>
+          </w:tcPr>
+          <w:p>
+            <w:r>
+              <w:rPr>
+                <w:sz w:val="18"/>
+              </w:rPr>
+              <w:t>2</w:t>
+            </w:r>
+          </w:p>
+        </w:tc>
+        <w:tc>
+          <w:tcPr>
+            <w:tcW w:w="2160" w:type="dxa"/>
+            <w:shd w:val="clear" w:color="auto" w:fill="D9D9D9"/>
+            <w:vAlign w:val="center"/>
+          </w:tcPr>
+          <w:p>
+            <w:r>
+              <w:rPr>
+                <w:sz w:val="18"/>
+              </w:rPr>
+              <w:t>obscene</w:t>
+            </w:r>
+          </w:p>
+        </w:tc>
+        <w:tc>
+          <w:tcPr>
+            <w:tcW w:w="6048" w:type="dxa"/>
+            <w:shd w:val="clear" w:color="auto" w:fill="D9D9D9"/>
+            <w:vAlign w:val="center"/>
+          </w:tcPr>
+          <w:p>
+            <w:r>
+              <w:rPr>
+                <w:sz w:val="18"/>
+              </w:rPr>
+              <w:t>Is this comment obscene?</w:t>
+            </w:r>
+          </w:p>
+        </w:tc>
+      </w:tr>
+      <w:tr>
+        <w:trPr>
+          <w:jc w:val="center"/>
+        </w:trPr>
+        <w:tc>
+          <w:tcPr>
+            <w:tcW w:w="1152" w:type="dxa"/>
+            <w:vAlign w:val="center"/>
+          </w:tcPr>
+          <w:p>
+            <w:r>
+              <w:rPr>
+                <w:sz w:val="18"/>
+              </w:rPr>
+              <w:t>3</w:t>
+            </w:r>
+          </w:p>
+        </w:tc>
+        <w:tc>
+          <w:tcPr>
+            <w:tcW w:w="2160" w:type="dxa"/>
+            <w:vAlign w:val="center"/>
+          </w:tcPr>
+          <w:p>
+            <w:r>
+              <w:rPr>
+                <w:sz w:val="18"/>
+              </w:rPr>
+              <w:t>threat</w:t>
+            </w:r>
+          </w:p>
+        </w:tc>
+        <w:tc>
+          <w:tcPr>
+            <w:tcW w:w="6048" w:type="dxa"/>
+            <w:vAlign w:val="center"/>
+          </w:tcPr>
+          <w:p>
+            <w:r>
+              <w:rPr>
+                <w:sz w:val="18"/>
+              </w:rPr>
+              <w:t>Does this comment contain a threat?</w:t>
+            </w:r>
+          </w:p>
+        </w:tc>
+      </w:tr>
+      <w:tr>
+        <w:trPr>
+          <w:jc w:val="center"/>
+        </w:trPr>
+        <w:tc>
+          <w:tcPr>
+            <w:tcW w:w="1152" w:type="dxa"/>
+            <w:shd w:val="clear" w:color="auto" w:fill="D9D9D9"/>
+            <w:vAlign w:val="center"/>
+          </w:tcPr>
+          <w:p>
+            <w:r>
+              <w:rPr>
+                <w:sz w:val="18"/>
+              </w:rPr>
+              <w:t>4</w:t>
+            </w:r>
+          </w:p>
+        </w:tc>
+        <w:tc>
+          <w:tcPr>
+            <w:tcW w:w="2160" w:type="dxa"/>
+            <w:shd w:val="clear" w:color="auto" w:fill="D9D9D9"/>
+            <w:vAlign w:val="center"/>
+          </w:tcPr>
+          <w:p>
+            <w:r>
+              <w:rPr>
+                <w:sz w:val="18"/>
+              </w:rPr>
+              <w:t>insult</w:t>
+            </w:r>
+          </w:p>
+        </w:tc>
+        <w:tc>
+          <w:tcPr>
+            <w:tcW w:w="6048" w:type="dxa"/>
+            <w:shd w:val="clear" w:color="auto" w:fill="D9D9D9"/>
+            <w:vAlign w:val="center"/>
+          </w:tcPr>
+          <w:p>
+            <w:r>
+              <w:rPr>
+                <w:sz w:val="18"/>
+              </w:rPr>
+              <w:t>Does this comment contain an insult?</w:t>
+            </w:r>
+          </w:p>
+        </w:tc>
+      </w:tr>
+      <w:tr>
+        <w:trPr>
+          <w:jc w:val="center"/>
+        </w:trPr>
+        <w:tc>
+          <w:tcPr>
+            <w:tcW w:w="1152" w:type="dxa"/>
+            <w:vAlign w:val="center"/>
+          </w:tcPr>
+          <w:p>
+            <w:r>
+              <w:rPr>
+                <w:sz w:val="18"/>
+              </w:rPr>
+              <w:t>5</w:t>
+            </w:r>
+          </w:p>
+        </w:tc>
+        <w:tc>
+          <w:tcPr>
+            <w:tcW w:w="2160" w:type="dxa"/>
+            <w:vAlign w:val="center"/>
+          </w:tcPr>
+          <w:p>
+            <w:proofErr w:type="spellStart"/>
+            <w:r>
+              <w:rPr>
+                <w:sz w:val="18"/>
+              </w:rPr>
+              <w:t>identity_hate</w:t>
+            </w:r>
+            <w:proofErr w:type="spellEnd"/>
+          </w:p>
+        </w:tc>
+        <w:tc>
+          <w:tcPr>
+            <w:tcW w:w="6048" w:type="dxa"/>
+            <w:vAlign w:val="center"/>
+          </w:tcPr>
+          <w:p>
+            <w:r>
+              <w:rPr>
+                <w:sz w:val="18"/>
+              </w:rPr>
+              <w:t>Does this comment contain identity hate?</w:t>
+            </w:r>
+          </w:p>
+        </w:tc>
+      </w:tr>
+    </w:tbl>
+    <w:p/>
+    <w:p>
+      <w:pPr>
+        <w:pStyle w:val="Heading1"/>
+      </w:pPr>
+      <w:r>
+        <w:t>3.1 Neural Network from Scratch</w:t>
+      </w:r>
+    </w:p>
+    <w:p>
+      <w:r>
+        <w:t xml:space="preserve">The first multi-label model was a simple neural network built in </w:t>
+      </w:r>
+      <w:proofErr w:type="spellStart"/>
+      <w:r>
+        <w:t>PyTorch</w:t>
+      </w:r>
+      <w:proofErr w:type="spellEnd"/>
+      <w:r>
+        <w:t>. Before training, the comments were cleaned by converting them to lowercase, keeping only letters, numbers, and spaces, and removing extra spaces. The model used a vocabulary size of 50,000 words. Although this covers only part of the unique words, it covers 98.38% of all word occurrences in the training data, so most of the actual text tokens are represented.</w:t>
+      </w:r>
+    </w:p>
+    <w:p>
+      <w:r>
+        <w:t>Each comment was converted into word IDs and padded or truncated to a fixed length. The final notebook selected a maximum sequence length of 212 words, which covered about 94% of the training comments. Padding was used for shorter comments, while longer comments were cut to this maximum length</w:t>
+      </w:r>
+    </w:p>
+    <w:p>
+      <w:r>
+        <w:t xml:space="preserve">The model architecture </w:t>
+      </w:r>
+      <w:proofErr w:type="gramStart"/>
+      <w:r>
+        <w:t>was:</w:t>
+      </w:r>
+      <w:proofErr w:type="gramEnd"/>
+      <w:r>
+        <w:t xml:space="preserve"> Input -&gt; Embedding -&gt; Average Pooling -&gt; Dense layer with </w:t>
+      </w:r>
+      <w:proofErr w:type="spellStart"/>
+      <w:r>
+        <w:t>ReLU</w:t>
+      </w:r>
+      <w:proofErr w:type="spellEnd"/>
+      <w:r>
+        <w:t xml:space="preserve"> -&gt; Dropout -&gt; Output logits. Average pooling combines all word vectors into one sentence vector. This makes the model simple and efficient, but it also means that word order and detailed context are not fully preserved.</w:t>
+      </w:r>
+    </w:p>
+    <w:p>
+      <w:r>
+        <w:t xml:space="preserve">The model was trained using </w:t>
+      </w:r>
+      <w:proofErr w:type="spellStart"/>
+      <w:r>
+        <w:t>BCEWithLogitsLoss</w:t>
+      </w:r>
+      <w:proofErr w:type="spellEnd"/>
+      <w:r>
+        <w:t xml:space="preserve">, which is suitable for multi-label classification because it treats every label as a separate binary decision. Class weights were used to give more importance to rare labels such as threat, </w:t>
+      </w:r>
+      <w:proofErr w:type="spellStart"/>
+      <w:r>
+        <w:t>severe_toxic</w:t>
+      </w:r>
+      <w:proofErr w:type="spellEnd"/>
+      <w:r>
+        <w:t xml:space="preserve">, and </w:t>
+      </w:r>
+      <w:proofErr w:type="spellStart"/>
+      <w:r>
+        <w:t>identity_hate</w:t>
+      </w:r>
+      <w:proofErr w:type="spellEnd"/>
+      <w:r>
+        <w:t>. The optimizer was Adam with a learning rate of 0.001, batch size 128, and 10 epochs.</w:t>
+      </w:r>
+    </w:p>
+    <w:p/>
+    <w:p>
+      <w:pPr>
+        <w:pStyle w:val="Heading2"/>
+      </w:pPr>
+      <w:r>
+        <w:t>3.1.1 Neural Network Test Results</w:t>
+      </w:r>
+    </w:p>
+    <w:tbl>
+      <w:tblPr>
+        <w:tblStyle w:val="TableGrid"/>
+        <w:tblW w:w="0" w:type="auto"/>
+        <w:jc w:val="center"/>
+        <w:tblLook w:val="04A0" w:firstRow="1" w:lastRow="0" w:firstColumn="1" w:lastColumn="0" w:noHBand="0" w:noVBand="1"/>
+      </w:tblPr>
+      <w:tblGrid>
+        <w:gridCol w:w="2102"/>
+        <w:gridCol w:w="1323"/>
+        <w:gridCol w:w="5591"/>
+      </w:tblGrid>
+      <w:tr>
+        <w:trPr>
+          <w:jc w:val="center"/>
+        </w:trPr>
+        <w:tc>
+          <w:tcPr>
+            <w:tcW w:w="2102" w:type="dxa"/>
+            <w:shd w:val="clear" w:color="auto" w:fill="000000"/>
+            <w:vAlign w:val="center"/>
+          </w:tcPr>
+          <w:p>
+            <w:r>
+              <w:rPr>
+                <w:b/>
+                <w:color w:val="FFFFFF"/>
+                <w:sz w:val="17"/>
+              </w:rPr>
+              <w:t>Metric</w:t>
+            </w:r>
+          </w:p>
+        </w:tc>
+        <w:tc>
+          <w:tcPr>
+            <w:tcW w:w="1323" w:type="dxa"/>
+            <w:shd w:val="clear" w:color="auto" w:fill="000000"/>
+            <w:vAlign w:val="center"/>
+          </w:tcPr>
+          <w:p>
+            <w:r>
+              <w:rPr>
+                <w:b/>
+                <w:color w:val="FFFFFF"/>
+                <w:sz w:val="17"/>
+              </w:rPr>
+              <w:t>Value</w:t>
+            </w:r>
+          </w:p>
+        </w:tc>
+        <w:tc>
+          <w:tcPr>
+            <w:tcW w:w="5591" w:type="dxa"/>
+            <w:shd w:val="clear" w:color="auto" w:fill="000000"/>
+            <w:vAlign w:val="center"/>
+          </w:tcPr>
+          <w:p>
+            <w:r>
+              <w:rPr>
+                <w:b/>
+                <w:color w:val="FFFFFF"/>
+                <w:sz w:val="17"/>
+              </w:rPr>
+              <w:t>Interpretation</w:t>
+            </w:r>
+          </w:p>
+        </w:tc>
+      </w:tr>
+      <w:tr>
+        <w:trPr>
+          <w:jc w:val="center"/>
+        </w:trPr>
+        <w:tc>
+          <w:tcPr>
+            <w:tcW w:w="2102" w:type="dxa"/>
+            <w:shd w:val="clear" w:color="auto" w:fill="D9D9D9"/>
+            <w:vAlign w:val="center"/>
+          </w:tcPr>
+          <w:p>
+            <w:r>
+              <w:rPr>
+                <w:sz w:val="17"/>
+              </w:rPr>
+              <w:t>Test AUC</w:t>
+            </w:r>
+          </w:p>
+        </w:tc>
+        <w:tc>
+          <w:tcPr>
+            <w:tcW w:w="1323" w:type="dxa"/>
+            <w:shd w:val="clear" w:color="auto" w:fill="D9D9D9"/>
+            <w:vAlign w:val="center"/>
+          </w:tcPr>
+          <w:p>
+            <w:r>
+              <w:rPr>
+                <w:sz w:val="17"/>
+              </w:rPr>
+              <w:t>0.962</w:t>
+            </w:r>
+          </w:p>
+        </w:tc>
+        <w:tc>
+          <w:tcPr>
+            <w:tcW w:w="5591" w:type="dxa"/>
+            <w:shd w:val="clear" w:color="auto" w:fill="D9D9D9"/>
+            <w:vAlign w:val="center"/>
+          </w:tcPr>
+          <w:p>
+            <w:r>
+              <w:rPr>
+                <w:sz w:val="17"/>
+              </w:rPr>
+              <w:t>Very strong ability to rank positive labels above negative labels</w:t>
+            </w:r>
+          </w:p>
+        </w:tc>
+      </w:tr>
+      <w:tr>
+        <w:trPr>
+          <w:jc w:val="center"/>
+        </w:trPr>
+        <w:tc>
+          <w:tcPr>
+            <w:tcW w:w="2102" w:type="dxa"/>
+            <w:vAlign w:val="center"/>
+          </w:tcPr>
+          <w:p>
+            <w:r>
+              <w:rPr>
+                <w:sz w:val="17"/>
+              </w:rPr>
+              <w:t>Micro F1</w:t>
+            </w:r>
+          </w:p>
+        </w:tc>
+        <w:tc>
+          <w:tcPr>
+            <w:tcW w:w="1323" w:type="dxa"/>
+            <w:vAlign w:val="center"/>
+          </w:tcPr>
+          <w:p>
+            <w:r>
+              <w:rPr>
+                <w:sz w:val="17"/>
+              </w:rPr>
+              <w:t>0.451</w:t>
+            </w:r>
+          </w:p>
+        </w:tc>
+        <w:tc>
+          <w:tcPr>
+            <w:tcW w:w="5591" w:type="dxa"/>
+            <w:vAlign w:val="center"/>
+          </w:tcPr>
+          <w:p>
+            <w:r>
+              <w:rPr>
+                <w:sz w:val="17"/>
+              </w:rPr>
+              <w:t>Overall label prediction balance is moderate</w:t>
+            </w:r>
+          </w:p>
+        </w:tc>
+      </w:tr>
+      <w:tr>
+        <w:trPr>
+          <w:jc w:val="center"/>
+        </w:trPr>
+        <w:tc>
+          <w:tcPr>
+            <w:tcW w:w="2102" w:type="dxa"/>
+            <w:shd w:val="clear" w:color="auto" w:fill="D9D9D9"/>
+            <w:vAlign w:val="center"/>
+          </w:tcPr>
+          <w:p>
+            <w:r>
+              <w:rPr>
+                <w:sz w:val="17"/>
+              </w:rPr>
+              <w:t>Macro F1</w:t>
+            </w:r>
+          </w:p>
+        </w:tc>
+        <w:tc>
+          <w:tcPr>
+            <w:tcW w:w="1323" w:type="dxa"/>
+            <w:shd w:val="clear" w:color="auto" w:fill="D9D9D9"/>
+            <w:vAlign w:val="center"/>
+          </w:tcPr>
+          <w:p>
+            <w:r>
+              <w:rPr>
+                <w:sz w:val="17"/>
+              </w:rPr>
+              <w:t>0.388</w:t>
+            </w:r>
+          </w:p>
+        </w:tc>
+        <w:tc>
+          <w:tcPr>
+            <w:tcW w:w="5591" w:type="dxa"/>
+            <w:shd w:val="clear" w:color="auto" w:fill="D9D9D9"/>
+            <w:vAlign w:val="center"/>
+          </w:tcPr>
+          <w:p>
+            <w:r>
+              <w:rPr>
+                <w:sz w:val="17"/>
+              </w:rPr>
+              <w:t>Rare labels reduce the average F1 score</w:t>
+            </w:r>
+          </w:p>
+        </w:tc>
+      </w:tr>
+      <w:tr>
+        <w:trPr>
+          <w:jc w:val="center"/>
+        </w:trPr>
+        <w:tc>
+          <w:tcPr>
+            <w:tcW w:w="2102" w:type="dxa"/>
+            <w:vAlign w:val="center"/>
+          </w:tcPr>
+          <w:p>
+            <w:r>
+              <w:rPr>
+                <w:sz w:val="17"/>
+              </w:rPr>
+              <w:t>Hamming Accuracy</w:t>
+            </w:r>
+          </w:p>
+        </w:tc>
+        <w:tc>
+          <w:tcPr>
+            <w:tcW w:w="1323" w:type="dxa"/>
+            <w:vAlign w:val="center"/>
+          </w:tcPr>
+          <w:p>
+            <w:r>
+              <w:rPr>
+                <w:sz w:val="17"/>
+              </w:rPr>
+              <w:t>0.921</w:t>
+            </w:r>
+          </w:p>
+        </w:tc>
+        <w:tc>
+          <w:tcPr>
+            <w:tcW w:w="5591" w:type="dxa"/>
+            <w:vAlign w:val="center"/>
+          </w:tcPr>
+          <w:p>
+            <w:r>
+              <w:rPr>
+                <w:sz w:val="17"/>
+              </w:rPr>
+              <w:t>Most individual label decisions are correct</w:t>
+            </w:r>
+          </w:p>
+        </w:tc>
+      </w:tr>
+      <w:tr>
+        <w:trPr>
+          <w:jc w:val="center"/>
+        </w:trPr>
+        <w:tc>
+          <w:tcPr>
+            <w:tcW w:w="2102" w:type="dxa"/>
+            <w:shd w:val="clear" w:color="auto" w:fill="D9D9D9"/>
+            <w:vAlign w:val="center"/>
+          </w:tcPr>
+          <w:p>
+            <w:r>
+              <w:rPr>
+                <w:sz w:val="17"/>
+              </w:rPr>
+              <w:t>Exact Match Accuracy</w:t>
+            </w:r>
+          </w:p>
+        </w:tc>
+        <w:tc>
+          <w:tcPr>
+            <w:tcW w:w="1323" w:type="dxa"/>
+            <w:shd w:val="clear" w:color="auto" w:fill="D9D9D9"/>
+            <w:vAlign w:val="center"/>
+          </w:tcPr>
+          <w:p>
+            <w:r>
+              <w:rPr>
+                <w:sz w:val="17"/>
+              </w:rPr>
+              <w:t>0.752</w:t>
+            </w:r>
+          </w:p>
+        </w:tc>
+        <w:tc>
+          <w:tcPr>
+            <w:tcW w:w="5591" w:type="dxa"/>
+            <w:shd w:val="clear" w:color="auto" w:fill="D9D9D9"/>
+            <w:vAlign w:val="center"/>
+          </w:tcPr>
+          <w:p>
+            <w:r>
+              <w:rPr>
+                <w:sz w:val="17"/>
+              </w:rPr>
+              <w:t>About 75% of comments have all six labels predicted correctly</w:t>
+            </w:r>
+          </w:p>
+        </w:tc>
+      </w:tr>
+    </w:tbl>
+    <w:tbl>
+      <w:tblPr>
+        <w:tblStyle w:val="TableGrid"/>
+        <w:tblpPr w:leftFromText="180" w:rightFromText="180" w:vertAnchor="text" w:horzAnchor="margin" w:tblpY="401"/>
+        <w:tblW w:w="0" w:type="auto"/>
+        <w:tblLook w:val="04A0" w:firstRow="1" w:lastRow="0" w:firstColumn="1" w:lastColumn="0" w:noHBand="0" w:noVBand="1"/>
+      </w:tblPr>
+      <w:tblGrid>
+        <w:gridCol w:w="2565"/>
+        <w:gridCol w:w="1603"/>
+        <w:gridCol w:w="1603"/>
+        <w:gridCol w:w="1603"/>
+        <w:gridCol w:w="1603"/>
+      </w:tblGrid>
+      <w:tr>
+        <w:trPr>
+          <w:trHeight w:val="261"/>
+        </w:trPr>
+        <w:tc>
+          <w:tcPr>
+            <w:tcW w:w="2565" w:type="dxa"/>
+            <w:shd w:val="clear" w:color="auto" w:fill="000000"/>
+            <w:vAlign w:val="center"/>
+          </w:tcPr>
+          <w:p>
+            <w:r>
+              <w:rPr>
+                <w:b/>
+                <w:color w:val="FFFFFF"/>
+                <w:sz w:val="17"/>
+              </w:rPr>
+              <w:t>Label</w:t>
+            </w:r>
+          </w:p>
+        </w:tc>
+        <w:tc>
+          <w:tcPr>
+            <w:tcW w:w="1603" w:type="dxa"/>
+            <w:shd w:val="clear" w:color="auto" w:fill="000000"/>
+            <w:vAlign w:val="center"/>
+          </w:tcPr>
+          <w:p>
+            <w:r>
+              <w:rPr>
+                <w:b/>
+                <w:color w:val="FFFFFF"/>
+                <w:sz w:val="17"/>
+              </w:rPr>
+              <w:t>AUC</w:t>
+            </w:r>
+          </w:p>
+        </w:tc>
+        <w:tc>
+          <w:tcPr>
+            <w:tcW w:w="1603" w:type="dxa"/>
+            <w:shd w:val="clear" w:color="auto" w:fill="000000"/>
+            <w:vAlign w:val="center"/>
+          </w:tcPr>
+          <w:p>
+            <w:r>
+              <w:rPr>
+                <w:b/>
+                <w:color w:val="FFFFFF"/>
+                <w:sz w:val="17"/>
+              </w:rPr>
+              <w:t>Precision</w:t>
+            </w:r>
+          </w:p>
+        </w:tc>
+        <w:tc>
+          <w:tcPr>
+            <w:tcW w:w="1603" w:type="dxa"/>
+            <w:shd w:val="clear" w:color="auto" w:fill="000000"/>
+            <w:vAlign w:val="center"/>
+          </w:tcPr>
+          <w:p>
+            <w:r>
+              <w:rPr>
+                <w:b/>
+                <w:color w:val="FFFFFF"/>
+                <w:sz w:val="17"/>
+              </w:rPr>
+              <w:t>Recall</w:t>
+            </w:r>
+          </w:p>
+        </w:tc>
+        <w:tc>
+          <w:tcPr>
+            <w:tcW w:w="1603" w:type="dxa"/>
+            <w:shd w:val="clear" w:color="auto" w:fill="000000"/>
+            <w:vAlign w:val="center"/>
+          </w:tcPr>
+          <w:p>
+            <w:r>
+              <w:rPr>
+                <w:b/>
+                <w:color w:val="FFFFFF"/>
+                <w:sz w:val="17"/>
+              </w:rPr>
+              <w:t>F1</w:t>
+            </w:r>
+          </w:p>
+        </w:tc>
+      </w:tr>
+      <w:tr>
+        <w:trPr>
+          <w:trHeight w:val="243"/>
+        </w:trPr>
+        <w:tc>
+          <w:tcPr>
+            <w:tcW w:w="2565" w:type="dxa"/>
+            <w:shd w:val="clear" w:color="auto" w:fill="D9D9D9"/>
+            <w:vAlign w:val="center"/>
+          </w:tcPr>
+          <w:p>
+            <w:r>
+              <w:rPr>
+                <w:sz w:val="17"/>
+              </w:rPr>
+              <w:t>toxic</w:t>
+            </w:r>
+          </w:p>
+        </w:tc>
+        <w:tc>
+          <w:tcPr>
+            <w:tcW w:w="1603" w:type="dxa"/>
+            <w:shd w:val="clear" w:color="auto" w:fill="D9D9D9"/>
+            <w:vAlign w:val="center"/>
+          </w:tcPr>
+          <w:p>
+            <w:r>
+              <w:rPr>
+                <w:sz w:val="17"/>
+              </w:rPr>
+              <w:t>0.945</w:t>
+            </w:r>
+          </w:p>
+        </w:tc>
+        <w:tc>
+          <w:tcPr>
+            <w:tcW w:w="1603" w:type="dxa"/>
+            <w:shd w:val="clear" w:color="auto" w:fill="D9D9D9"/>
+            <w:vAlign w:val="center"/>
+          </w:tcPr>
+          <w:p>
+            <w:r>
+              <w:rPr>
+                <w:sz w:val="17"/>
+              </w:rPr>
+              <w:t>0.455</w:t>
+            </w:r>
+          </w:p>
+        </w:tc>
+        <w:tc>
+          <w:tcPr>
+            <w:tcW w:w="1603" w:type="dxa"/>
+            <w:shd w:val="clear" w:color="auto" w:fill="D9D9D9"/>
+            <w:vAlign w:val="center"/>
+          </w:tcPr>
+          <w:p>
+            <w:r>
+              <w:rPr>
+                <w:sz w:val="17"/>
+              </w:rPr>
+              <w:t>0.859</w:t>
+            </w:r>
+          </w:p>
+        </w:tc>
+        <w:tc>
+          <w:tcPr>
+            <w:tcW w:w="1603" w:type="dxa"/>
+            <w:shd w:val="clear" w:color="auto" w:fill="D9D9D9"/>
+            <w:vAlign w:val="center"/>
+          </w:tcPr>
+          <w:p>
+            <w:r>
+              <w:rPr>
+                <w:sz w:val="17"/>
+              </w:rPr>
+              <w:t>0.595</w:t>
+            </w:r>
+          </w:p>
+        </w:tc>
+      </w:tr>
+      <w:tr>
+        <w:trPr>
+          <w:trHeight w:val="261"/>
+        </w:trPr>
+        <w:tc>
+          <w:tcPr>
+            <w:tcW w:w="2565" w:type="dxa"/>
+            <w:vAlign w:val="center"/>
+          </w:tcPr>
+          <w:p>
+            <w:proofErr w:type="spellStart"/>
+            <w:r>
+              <w:rPr>
+                <w:sz w:val="17"/>
+              </w:rPr>
+              <w:t>severe_toxic</w:t>
+            </w:r>
+            <w:proofErr w:type="spellEnd"/>
+          </w:p>
+        </w:tc>
+        <w:tc>
+          <w:tcPr>
+            <w:tcW w:w="1603" w:type="dxa"/>
+            <w:vAlign w:val="center"/>
+          </w:tcPr>
+          <w:p>
+            <w:r>
+              <w:rPr>
+                <w:sz w:val="17"/>
+              </w:rPr>
+              <w:t>0.978</w:t>
+            </w:r>
+          </w:p>
+        </w:tc>
+        <w:tc>
+          <w:tcPr>
+            <w:tcW w:w="1603" w:type="dxa"/>
+            <w:vAlign w:val="center"/>
+          </w:tcPr>
+          <w:p>
+            <w:r>
+              <w:rPr>
+                <w:sz w:val="17"/>
+              </w:rPr>
+              <w:t>0.108</w:t>
+            </w:r>
+          </w:p>
+        </w:tc>
+        <w:tc>
+          <w:tcPr>
+            <w:tcW w:w="1603" w:type="dxa"/>
+            <w:vAlign w:val="center"/>
+          </w:tcPr>
+          <w:p>
+            <w:r>
+              <w:rPr>
+                <w:sz w:val="17"/>
+              </w:rPr>
+              <w:t>0.864</w:t>
+            </w:r>
+          </w:p>
+        </w:tc>
+        <w:tc>
+          <w:tcPr>
+            <w:tcW w:w="1603" w:type="dxa"/>
+            <w:vAlign w:val="center"/>
+          </w:tcPr>
+          <w:p>
+            <w:r>
+              <w:rPr>
+                <w:sz w:val="17"/>
+              </w:rPr>
+              <w:t>0.192</w:t>
+            </w:r>
+          </w:p>
+        </w:tc>
+      </w:tr>
+      <w:tr>
+        <w:trPr>
+          <w:trHeight w:val="243"/>
+        </w:trPr>
+        <w:tc>
+          <w:tcPr>
+            <w:tcW w:w="2565" w:type="dxa"/>
+            <w:shd w:val="clear" w:color="auto" w:fill="D9D9D9"/>
+            <w:vAlign w:val="center"/>
+          </w:tcPr>
+          <w:p>
+            <w:r>
+              <w:rPr>
+                <w:sz w:val="17"/>
+              </w:rPr>
+              <w:t>obscene</w:t>
+            </w:r>
+          </w:p>
+        </w:tc>
+        <w:tc>
+          <w:tcPr>
+            <w:tcW w:w="1603" w:type="dxa"/>
+            <w:shd w:val="clear" w:color="auto" w:fill="D9D9D9"/>
+            <w:vAlign w:val="center"/>
+          </w:tcPr>
+          <w:p>
+            <w:r>
+              <w:rPr>
+                <w:sz w:val="17"/>
+              </w:rPr>
+              <w:t>0.960</w:t>
+            </w:r>
+          </w:p>
+        </w:tc>
+        <w:tc>
+          <w:tcPr>
+            <w:tcW w:w="1603" w:type="dxa"/>
+            <w:shd w:val="clear" w:color="auto" w:fill="D9D9D9"/>
+            <w:vAlign w:val="center"/>
+          </w:tcPr>
+          <w:p>
+            <w:r>
+              <w:rPr>
+                <w:sz w:val="17"/>
+              </w:rPr>
+              <w:t>0.219</w:t>
+            </w:r>
+          </w:p>
+        </w:tc>
+        <w:tc>
+          <w:tcPr>
+            <w:tcW w:w="1603" w:type="dxa"/>
+            <w:shd w:val="clear" w:color="auto" w:fill="D9D9D9"/>
+            <w:vAlign w:val="center"/>
+          </w:tcPr>
+          <w:p>
+            <w:r>
+              <w:rPr>
+                <w:sz w:val="17"/>
+              </w:rPr>
+              <w:t>0.963</w:t>
+            </w:r>
+          </w:p>
+        </w:tc>
+        <w:tc>
+          <w:tcPr>
+            <w:tcW w:w="1603" w:type="dxa"/>
+            <w:shd w:val="clear" w:color="auto" w:fill="D9D9D9"/>
+            <w:vAlign w:val="center"/>
+          </w:tcPr>
+          <w:p>
+            <w:r>
+              <w:rPr>
+                <w:sz w:val="17"/>
+              </w:rPr>
+              <w:t>0.356</w:t>
+            </w:r>
+          </w:p>
+        </w:tc>
+      </w:tr>
+      <w:tr>
+        <w:trPr>
+          <w:trHeight w:val="261"/>
+        </w:trPr>
+        <w:tc>
+          <w:tcPr>
+            <w:tcW w:w="2565" w:type="dxa"/>
+            <w:vAlign w:val="center"/>
+          </w:tcPr>
+          <w:p>
+            <w:r>
+              <w:rPr>
+                <w:sz w:val="17"/>
+              </w:rPr>
+              <w:t>threat</w:t>
+            </w:r>
+          </w:p>
+        </w:tc>
+        <w:tc>
+          <w:tcPr>
+            <w:tcW w:w="1603" w:type="dxa"/>
+            <w:vAlign w:val="center"/>
+          </w:tcPr>
+          <w:p>
+            <w:r>
+              <w:rPr>
+                <w:sz w:val="17"/>
+              </w:rPr>
+              <w:t>0.981</w:t>
+            </w:r>
+          </w:p>
+        </w:tc>
+        <w:tc>
+          <w:tcPr>
+            <w:tcW w:w="1603" w:type="dxa"/>
+            <w:vAlign w:val="center"/>
+          </w:tcPr>
+          <w:p>
+            <w:r>
+              <w:rPr>
+                <w:sz w:val="17"/>
+              </w:rPr>
+              <w:t>0.248</w:t>
+            </w:r>
+          </w:p>
+        </w:tc>
+        <w:tc>
+          <w:tcPr>
+            <w:tcW w:w="1603" w:type="dxa"/>
+            <w:vAlign w:val="center"/>
+          </w:tcPr>
+          <w:p>
+            <w:r>
+              <w:rPr>
+                <w:sz w:val="17"/>
+              </w:rPr>
+              <w:t>0.706</w:t>
+            </w:r>
+          </w:p>
+        </w:tc>
+        <w:tc>
+          <w:tcPr>
+            <w:tcW w:w="1603" w:type="dxa"/>
+            <w:vAlign w:val="center"/>
+          </w:tcPr>
+          <w:p>
+            <w:r>
+              <w:rPr>
+                <w:sz w:val="17"/>
+              </w:rPr>
+              <w:t>0.367</w:t>
+            </w:r>
+          </w:p>
+        </w:tc>
+      </w:tr>
+      <w:tr>
+        <w:trPr>
+          <w:trHeight w:val="243"/>
+        </w:trPr>
+        <w:tc>
+          <w:tcPr>
+            <w:tcW w:w="2565" w:type="dxa"/>
+            <w:shd w:val="clear" w:color="auto" w:fill="D9D9D9"/>
+            <w:vAlign w:val="center"/>
+          </w:tcPr>
+          <w:p>
+            <w:r>
+              <w:rPr>
+                <w:sz w:val="17"/>
+              </w:rPr>
+              <w:t>insult</w:t>
+            </w:r>
+          </w:p>
+        </w:tc>
+        <w:tc>
+          <w:tcPr>
+            <w:tcW w:w="1603" w:type="dxa"/>
+            <w:shd w:val="clear" w:color="auto" w:fill="D9D9D9"/>
+            <w:vAlign w:val="center"/>
+          </w:tcPr>
+          <w:p>
+            <w:r>
+              <w:rPr>
+                <w:sz w:val="17"/>
+              </w:rPr>
+              <w:t>0.955</w:t>
+            </w:r>
+          </w:p>
+        </w:tc>
+        <w:tc>
+          <w:tcPr>
+            <w:tcW w:w="1603" w:type="dxa"/>
+            <w:shd w:val="clear" w:color="auto" w:fill="D9D9D9"/>
+            <w:vAlign w:val="center"/>
+          </w:tcPr>
+          <w:p>
+            <w:r>
+              <w:rPr>
+                <w:sz w:val="17"/>
+              </w:rPr>
+              <w:t>0.380</w:t>
+            </w:r>
+          </w:p>
+        </w:tc>
+        <w:tc>
+          <w:tcPr>
+            <w:tcW w:w="1603" w:type="dxa"/>
+            <w:shd w:val="clear" w:color="auto" w:fill="D9D9D9"/>
+            <w:vAlign w:val="center"/>
+          </w:tcPr>
+          <w:p>
+            <w:r>
+              <w:rPr>
+                <w:sz w:val="17"/>
+              </w:rPr>
+              <w:t>0.827</w:t>
+            </w:r>
+          </w:p>
+        </w:tc>
+        <w:tc>
+          <w:tcPr>
+            <w:tcW w:w="1603" w:type="dxa"/>
+            <w:shd w:val="clear" w:color="auto" w:fill="D9D9D9"/>
+            <w:vAlign w:val="center"/>
+          </w:tcPr>
+          <w:p>
+            <w:r>
+              <w:rPr>
+                <w:sz w:val="17"/>
+              </w:rPr>
+              <w:t>0.521</w:t>
+            </w:r>
+          </w:p>
+        </w:tc>
+      </w:tr>
+      <w:tr>
+        <w:trPr>
+          <w:trHeight w:val="243"/>
+        </w:trPr>
+        <w:tc>
+          <w:tcPr>
+            <w:tcW w:w="2565" w:type="dxa"/>
+            <w:vAlign w:val="center"/>
+          </w:tcPr>
+          <w:p>
+            <w:proofErr w:type="spellStart"/>
+            <w:r>
+              <w:rPr>
+                <w:sz w:val="17"/>
+              </w:rPr>
+              <w:t>identity_hate</w:t>
+            </w:r>
+            <w:proofErr w:type="spellEnd"/>
+          </w:p>
+        </w:tc>
+        <w:tc>
+          <w:tcPr>
+            <w:tcW w:w="1603" w:type="dxa"/>
+            <w:vAlign w:val="center"/>
+          </w:tcPr>
+          <w:p>
+            <w:r>
+              <w:rPr>
+                <w:sz w:val="17"/>
+              </w:rPr>
+              <w:t>0.954</w:t>
+            </w:r>
+          </w:p>
+        </w:tc>
+        <w:tc>
+          <w:tcPr>
+            <w:tcW w:w="1603" w:type="dxa"/>
+            <w:vAlign w:val="center"/>
+          </w:tcPr>
+          <w:p>
+            <w:r>
+              <w:rPr>
+                <w:sz w:val="17"/>
+              </w:rPr>
+              <w:t>0.193</w:t>
+            </w:r>
+          </w:p>
+        </w:tc>
+        <w:tc>
+          <w:tcPr>
+            <w:tcW w:w="1603" w:type="dxa"/>
+            <w:vAlign w:val="center"/>
+          </w:tcPr>
+          <w:p>
+            <w:r>
+              <w:rPr>
+                <w:sz w:val="17"/>
+              </w:rPr>
+              <w:t>0.635</w:t>
+            </w:r>
+          </w:p>
+        </w:tc>
+        <w:tc>
+          <w:tcPr>
+            <w:tcW w:w="1603" w:type="dxa"/>
+            <w:vAlign w:val="center"/>
+          </w:tcPr>
+          <w:p>
+            <w:r>
+              <w:rPr>
+                <w:sz w:val="17"/>
+              </w:rPr>
+              <w:t>0.297</w:t>
+            </w:r>
+          </w:p>
+        </w:tc>
+      </w:tr>
+    </w:tbl>
+    <w:p/>
+    <w:p/>
+    <w:p>
+      <w:pPr>
+        <w:rPr>
+          <w:rFonts w:ascii="Times New Roman" w:hAnsi="Times New Roman" w:cs="Times New Roman"/>
+          <w:sz w:val="20"/>
+          <w:szCs w:val="20"/>
+        </w:rPr>
+      </w:pPr>
+    </w:p>
+    <w:p>
+      <w:r>
+        <w:lastRenderedPageBreak/>
+        <w:t xml:space="preserve">The neural network achieved a strong AUC, which shows that it learned useful signals for separating toxic and non-toxic labels. However, the precision is low for several labels, especially </w:t>
+      </w:r>
+      <w:proofErr w:type="spellStart"/>
+      <w:r>
+        <w:t>severe_toxic</w:t>
+      </w:r>
+      <w:proofErr w:type="spellEnd"/>
+      <w:r>
+        <w:t xml:space="preserve"> and </w:t>
+      </w:r>
+      <w:proofErr w:type="spellStart"/>
+      <w:r>
+        <w:t>identity_hate</w:t>
+      </w:r>
+      <w:proofErr w:type="spellEnd"/>
+      <w:r>
+        <w:t>. This means the model often predicts these rare labels too often. The recall is high, so the model catches many real toxic comments, but it also creates many false positives.</w:t>
+      </w:r>
+    </w:p>
+    <w:p>
+      <w:pPr>
+        <w:pStyle w:val="Heading1"/>
+      </w:pPr>
+      <w:r>
+        <w:t xml:space="preserve">3.2 Transfer Learning with </w:t>
+      </w:r>
+      <w:proofErr w:type="spellStart"/>
+      <w:r>
+        <w:t>DistilBERT</w:t>
+      </w:r>
+      <w:proofErr w:type="spellEnd"/>
+    </w:p>
+    <w:p>
+      <w:r>
+        <w:t xml:space="preserve">The second multi-label model used transfer learning with </w:t>
+      </w:r>
+      <w:proofErr w:type="spellStart"/>
+      <w:r>
+        <w:t>DistilBERT</w:t>
+      </w:r>
+      <w:proofErr w:type="spellEnd"/>
+      <w:r>
+        <w:t>. Transfer learning starts from a model that has already learned general language patterns from a large amount of text. The pretrained model was then fine-tuned on the toxic comment dataset. This helps the model understand word order and context better than the simple average-pooling neural network.</w:t>
+      </w:r>
+    </w:p>
+    <w:p>
+      <w:r>
+        <w:t xml:space="preserve">The model used </w:t>
+      </w:r>
+      <w:proofErr w:type="spellStart"/>
+      <w:r>
+        <w:t>distilbert</w:t>
+      </w:r>
+      <w:proofErr w:type="spellEnd"/>
+      <w:r>
+        <w:t xml:space="preserve">-base-uncased with a classification head for six labels. The Hugging Face tokenizer converted comments into token IDs, with truncation and padding to a maximum length of 128 tokens. The model was loaded with </w:t>
+      </w:r>
+      <w:proofErr w:type="spellStart"/>
+      <w:r>
+        <w:t>num_labels</w:t>
+      </w:r>
+      <w:proofErr w:type="spellEnd"/>
+      <w:r>
+        <w:t xml:space="preserve">=6 and </w:t>
+      </w:r>
+      <w:proofErr w:type="spellStart"/>
+      <w:r>
+        <w:t>problem_type</w:t>
+      </w:r>
+      <w:proofErr w:type="spellEnd"/>
+      <w:r>
+        <w:t>="</w:t>
+      </w:r>
+      <w:proofErr w:type="spellStart"/>
+      <w:r>
+        <w:t>multi_label_classification</w:t>
+      </w:r>
+      <w:proofErr w:type="spellEnd"/>
+      <w:r>
+        <w:t>", so the output is six independent logits.</w:t>
+      </w:r>
+    </w:p>
+    <w:tbl>
+      <w:tblPr>
+        <w:tblStyle w:val="TableGrid"/>
+        <w:tblW w:w="0" w:type="auto"/>
+        <w:jc w:val="center"/>
+        <w:tblLook w:val="04A0" w:firstRow="1" w:lastRow="0" w:firstColumn="1" w:lastColumn="0" w:noHBand="0" w:noVBand="1"/>
+      </w:tblPr>
+      <w:tblGrid>
+        <w:gridCol w:w="2042"/>
+        <w:gridCol w:w="2433"/>
+        <w:gridCol w:w="4541"/>
+      </w:tblGrid>
+      <w:tr>
+        <w:trPr>
+          <w:jc w:val="center"/>
+        </w:trPr>
+        <w:tc>
+          <w:tcPr>
+            <w:tcW w:w="2448" w:type="dxa"/>
+            <w:shd w:val="clear" w:color="auto" w:fill="000000"/>
+            <w:vAlign w:val="center"/>
+          </w:tcPr>
+          <w:p>
+            <w:r>
+              <w:rPr>
+                <w:b/>
+                <w:color w:val="FFFFFF"/>
+                <w:sz w:val="16"/>
+              </w:rPr>
+              <w:t>Setting</w:t>
+            </w:r>
+          </w:p>
+        </w:tc>
+        <w:tc>
+          <w:tcPr>
+            <w:tcW w:w="2592" w:type="dxa"/>
+            <w:shd w:val="clear" w:color="auto" w:fill="000000"/>
+            <w:vAlign w:val="center"/>
+          </w:tcPr>
+          <w:p>
+            <w:r>
+              <w:rPr>
+                <w:b/>
+                <w:color w:val="FFFFFF"/>
+                <w:sz w:val="16"/>
+              </w:rPr>
+              <w:t>Value</w:t>
+            </w:r>
+          </w:p>
+        </w:tc>
+        <w:tc>
+          <w:tcPr>
+            <w:tcW w:w="5760" w:type="dxa"/>
+            <w:shd w:val="clear" w:color="auto" w:fill="000000"/>
+            <w:vAlign w:val="center"/>
+          </w:tcPr>
+          <w:p>
+            <w:r>
+              <w:rPr>
+                <w:b/>
+                <w:color w:val="FFFFFF"/>
+                <w:sz w:val="16"/>
+              </w:rPr>
+              <w:t>Purpose</w:t>
+            </w:r>
+          </w:p>
+        </w:tc>
+      </w:tr>
+      <w:tr>
+        <w:trPr>
+          <w:jc w:val="center"/>
+        </w:trPr>
+        <w:tc>
+          <w:tcPr>
+            <w:tcW w:w="2448" w:type="dxa"/>
+            <w:shd w:val="clear" w:color="auto" w:fill="D9D9D9"/>
+            <w:vAlign w:val="center"/>
+          </w:tcPr>
+          <w:p>
+            <w:r>
+              <w:rPr>
+                <w:sz w:val="16"/>
+              </w:rPr>
+              <w:t>Base model</w:t>
+            </w:r>
+          </w:p>
+        </w:tc>
+        <w:tc>
+          <w:tcPr>
+            <w:tcW w:w="2592" w:type="dxa"/>
+            <w:shd w:val="clear" w:color="auto" w:fill="D9D9D9"/>
+            <w:vAlign w:val="center"/>
+          </w:tcPr>
+          <w:p>
+            <w:proofErr w:type="spellStart"/>
+            <w:r>
+              <w:rPr>
+                <w:sz w:val="16"/>
+              </w:rPr>
+              <w:t>distilbert</w:t>
+            </w:r>
+            <w:proofErr w:type="spellEnd"/>
+            <w:r>
+              <w:rPr>
+                <w:sz w:val="16"/>
+              </w:rPr>
+              <w:t>-base-uncased</w:t>
+            </w:r>
+          </w:p>
+        </w:tc>
+        <w:tc>
+          <w:tcPr>
+            <w:tcW w:w="5760" w:type="dxa"/>
+            <w:shd w:val="clear" w:color="auto" w:fill="D9D9D9"/>
+            <w:vAlign w:val="center"/>
+          </w:tcPr>
+          <w:p>
+            <w:r>
+              <w:rPr>
+                <w:sz w:val="16"/>
+              </w:rPr>
+              <w:t>Uses pretrained language knowledge</w:t>
+            </w:r>
+          </w:p>
+        </w:tc>
+      </w:tr>
+      <w:tr>
+        <w:trPr>
+          <w:jc w:val="center"/>
+        </w:trPr>
+        <w:tc>
+          <w:tcPr>
+            <w:tcW w:w="2448" w:type="dxa"/>
+            <w:vAlign w:val="center"/>
+          </w:tcPr>
+          <w:p>
+            <w:r>
+              <w:rPr>
+                <w:sz w:val="16"/>
+              </w:rPr>
+              <w:t>Maximum length</w:t>
+            </w:r>
+          </w:p>
+        </w:tc>
+        <w:tc>
+          <w:tcPr>
+            <w:tcW w:w="2592" w:type="dxa"/>
+            <w:vAlign w:val="center"/>
+          </w:tcPr>
+          <w:p>
+            <w:r>
+              <w:rPr>
+                <w:sz w:val="16"/>
+              </w:rPr>
+              <w:t>128 tokens</w:t>
+            </w:r>
+          </w:p>
+        </w:tc>
+        <w:tc>
+          <w:tcPr>
+            <w:tcW w:w="5760" w:type="dxa"/>
+            <w:vAlign w:val="center"/>
+          </w:tcPr>
+          <w:p>
+            <w:r>
+              <w:rPr>
+                <w:sz w:val="16"/>
+              </w:rPr>
+              <w:t>Creates fixed-size transformer inputs</w:t>
+            </w:r>
+          </w:p>
+        </w:tc>
+      </w:tr>
+      <w:tr>
+        <w:trPr>
+          <w:jc w:val="center"/>
+        </w:trPr>
+        <w:tc>
+          <w:tcPr>
+            <w:tcW w:w="2448" w:type="dxa"/>
+            <w:shd w:val="clear" w:color="auto" w:fill="D9D9D9"/>
+            <w:vAlign w:val="center"/>
+          </w:tcPr>
+          <w:p>
+            <w:r>
+              <w:rPr>
+                <w:sz w:val="16"/>
+              </w:rPr>
+              <w:t>Number of labels</w:t>
+            </w:r>
+          </w:p>
+        </w:tc>
+        <w:tc>
+          <w:tcPr>
+            <w:tcW w:w="2592" w:type="dxa"/>
+            <w:shd w:val="clear" w:color="auto" w:fill="D9D9D9"/>
+            <w:vAlign w:val="center"/>
+          </w:tcPr>
+          <w:p>
+            <w:r>
+              <w:rPr>
+                <w:sz w:val="16"/>
+              </w:rPr>
+              <w:t>6</w:t>
+            </w:r>
+          </w:p>
+        </w:tc>
+        <w:tc>
+          <w:tcPr>
+            <w:tcW w:w="5760" w:type="dxa"/>
+            <w:shd w:val="clear" w:color="auto" w:fill="D9D9D9"/>
+            <w:vAlign w:val="center"/>
+          </w:tcPr>
+          <w:p>
+            <w:r>
+              <w:rPr>
+                <w:sz w:val="16"/>
+              </w:rPr>
+              <w:t>One output for each toxicity label</w:t>
+            </w:r>
+          </w:p>
+        </w:tc>
+      </w:tr>
+      <w:tr>
+        <w:trPr>
+          <w:jc w:val="center"/>
+        </w:trPr>
+        <w:tc>
+          <w:tcPr>
+            <w:tcW w:w="2448" w:type="dxa"/>
+            <w:vAlign w:val="center"/>
+          </w:tcPr>
+          <w:p>
+            <w:r>
+              <w:rPr>
+                <w:sz w:val="16"/>
+              </w:rPr>
+              <w:t>Problem type</w:t>
+            </w:r>
+          </w:p>
+        </w:tc>
+        <w:tc>
+          <w:tcPr>
+            <w:tcW w:w="2592" w:type="dxa"/>
+            <w:vAlign w:val="center"/>
+          </w:tcPr>
+          <w:p>
+            <w:proofErr w:type="spellStart"/>
+            <w:r>
+              <w:rPr>
+                <w:sz w:val="16"/>
+              </w:rPr>
+              <w:t>multi_label_classification</w:t>
+            </w:r>
+            <w:proofErr w:type="spellEnd"/>
+          </w:p>
+        </w:tc>
+        <w:tc>
+          <w:tcPr>
+            <w:tcW w:w="5760" w:type="dxa"/>
+            <w:vAlign w:val="center"/>
+          </w:tcPr>
+          <w:p>
+            <w:r>
+              <w:rPr>
+                <w:sz w:val="16"/>
+              </w:rPr>
+              <w:t>Allows multiple labels to be true at once</w:t>
+            </w:r>
+          </w:p>
+        </w:tc>
+      </w:tr>
+      <w:tr>
+        <w:trPr>
+          <w:jc w:val="center"/>
+        </w:trPr>
+        <w:tc>
+          <w:tcPr>
+            <w:tcW w:w="2448" w:type="dxa"/>
+            <w:shd w:val="clear" w:color="auto" w:fill="D9D9D9"/>
+            <w:vAlign w:val="center"/>
+          </w:tcPr>
+          <w:p>
+            <w:r>
+              <w:rPr>
+                <w:sz w:val="16"/>
+              </w:rPr>
+              <w:t>Epochs</w:t>
+            </w:r>
+          </w:p>
+        </w:tc>
+        <w:tc>
+          <w:tcPr>
+            <w:tcW w:w="2592" w:type="dxa"/>
+            <w:shd w:val="clear" w:color="auto" w:fill="D9D9D9"/>
+            <w:vAlign w:val="center"/>
+          </w:tcPr>
+          <w:p>
+            <w:r>
+              <w:rPr>
+                <w:sz w:val="16"/>
+              </w:rPr>
+              <w:t>2</w:t>
+            </w:r>
+          </w:p>
+        </w:tc>
+        <w:tc>
+          <w:tcPr>
+            <w:tcW w:w="5760" w:type="dxa"/>
+            <w:shd w:val="clear" w:color="auto" w:fill="D9D9D9"/>
+            <w:vAlign w:val="center"/>
+          </w:tcPr>
+          <w:p>
+            <w:r>
+              <w:rPr>
+                <w:sz w:val="16"/>
+              </w:rPr>
+              <w:t>Fine-tunes the pretrained model without excessive training</w:t>
+            </w:r>
+          </w:p>
+        </w:tc>
+      </w:tr>
+      <w:tr>
+        <w:trPr>
+          <w:jc w:val="center"/>
+        </w:trPr>
+        <w:tc>
+          <w:tcPr>
+            <w:tcW w:w="2448" w:type="dxa"/>
+            <w:vAlign w:val="center"/>
+          </w:tcPr>
+          <w:p>
+            <w:r>
+              <w:rPr>
+                <w:sz w:val="16"/>
+              </w:rPr>
+              <w:t>Batch size</w:t>
+            </w:r>
+          </w:p>
+        </w:tc>
+        <w:tc>
+          <w:tcPr>
+            <w:tcW w:w="2592" w:type="dxa"/>
+            <w:vAlign w:val="center"/>
+          </w:tcPr>
+          <w:p>
+            <w:r>
+              <w:rPr>
+                <w:sz w:val="16"/>
+              </w:rPr>
+              <w:t>16</w:t>
+            </w:r>
+          </w:p>
+        </w:tc>
+        <w:tc>
+          <w:tcPr>
+            <w:tcW w:w="5760" w:type="dxa"/>
+            <w:vAlign w:val="center"/>
+          </w:tcPr>
+          <w:p>
+            <w:r>
+              <w:rPr>
+                <w:sz w:val="16"/>
+              </w:rPr>
+              <w:t>Fits transformer training into GPU memory</w:t>
+            </w:r>
+          </w:p>
+        </w:tc>
+      </w:tr>
+      <w:tr>
+        <w:trPr>
+          <w:jc w:val="center"/>
+        </w:trPr>
+        <w:tc>
+          <w:tcPr>
+            <w:tcW w:w="2448" w:type="dxa"/>
+            <w:shd w:val="clear" w:color="auto" w:fill="D9D9D9"/>
+            <w:vAlign w:val="center"/>
+          </w:tcPr>
+          <w:p>
+            <w:r>
+              <w:rPr>
+                <w:sz w:val="16"/>
+              </w:rPr>
+              <w:t>Learning rate</w:t>
+            </w:r>
+          </w:p>
+        </w:tc>
+        <w:tc>
+          <w:tcPr>
+            <w:tcW w:w="2592" w:type="dxa"/>
+            <w:shd w:val="clear" w:color="auto" w:fill="D9D9D9"/>
+            <w:vAlign w:val="center"/>
+          </w:tcPr>
+          <w:p>
+            <w:r>
+              <w:rPr>
+                <w:sz w:val="16"/>
+              </w:rPr>
+              <w:t>2e-5</w:t>
+            </w:r>
+          </w:p>
+        </w:tc>
+        <w:tc>
+          <w:tcPr>
+            <w:tcW w:w="5760" w:type="dxa"/>
+            <w:shd w:val="clear" w:color="auto" w:fill="D9D9D9"/>
+            <w:vAlign w:val="center"/>
+          </w:tcPr>
+          <w:p>
+            <w:r>
+              <w:rPr>
+                <w:sz w:val="16"/>
+              </w:rPr>
+              <w:t>Small updates are used for pretrained model fine-tuning</w:t>
+            </w:r>
+          </w:p>
+        </w:tc>
+      </w:tr>
+      <w:tr>
+        <w:trPr>
+          <w:jc w:val="center"/>
+        </w:trPr>
+        <w:tc>
+          <w:tcPr>
+            <w:tcW w:w="2448" w:type="dxa"/>
+            <w:vAlign w:val="center"/>
+          </w:tcPr>
+          <w:p>
+            <w:r>
+              <w:rPr>
+                <w:sz w:val="16"/>
+              </w:rPr>
+              <w:t>Weight decay</w:t>
+            </w:r>
+          </w:p>
+        </w:tc>
+        <w:tc>
+          <w:tcPr>
+            <w:tcW w:w="2592" w:type="dxa"/>
+            <w:vAlign w:val="center"/>
+          </w:tcPr>
+          <w:p>
+            <w:r>
+              <w:rPr>
+                <w:sz w:val="16"/>
+              </w:rPr>
+              <w:t>0.01</w:t>
+            </w:r>
+          </w:p>
+        </w:tc>
+        <w:tc>
+          <w:tcPr>
+            <w:tcW w:w="5760" w:type="dxa"/>
+            <w:vAlign w:val="center"/>
+          </w:tcPr>
+          <w:p>
+            <w:r>
+              <w:rPr>
+                <w:sz w:val="16"/>
+              </w:rPr>
+              <w:t>Helps reduce overfitting</w:t>
+            </w:r>
+          </w:p>
+        </w:tc>
+      </w:tr>
+      <w:tr>
+        <w:trPr>
+          <w:jc w:val="center"/>
+        </w:trPr>
+        <w:tc>
+          <w:tcPr>
+            <w:tcW w:w="2448" w:type="dxa"/>
+            <w:shd w:val="clear" w:color="auto" w:fill="D9D9D9"/>
+            <w:vAlign w:val="center"/>
+          </w:tcPr>
+          <w:p>
+            <w:r>
+              <w:rPr>
+                <w:sz w:val="16"/>
+              </w:rPr>
+              <w:t>Best model metric</w:t>
+            </w:r>
+          </w:p>
+        </w:tc>
+        <w:tc>
+          <w:tcPr>
+            <w:tcW w:w="2592" w:type="dxa"/>
+            <w:shd w:val="clear" w:color="auto" w:fill="D9D9D9"/>
+            <w:vAlign w:val="center"/>
+          </w:tcPr>
+          <w:p>
+            <w:r>
+              <w:rPr>
+                <w:sz w:val="16"/>
+              </w:rPr>
+              <w:t>ROC-AUC</w:t>
+            </w:r>
+          </w:p>
+        </w:tc>
+        <w:tc>
+          <w:tcPr>
+            <w:tcW w:w="5760" w:type="dxa"/>
+            <w:shd w:val="clear" w:color="auto" w:fill="D9D9D9"/>
+            <w:vAlign w:val="center"/>
+          </w:tcPr>
+          <w:p>
+            <w:r>
+              <w:rPr>
+                <w:sz w:val="16"/>
+              </w:rPr>
+              <w:t>Selects the model with strongest label ranking performance</w:t>
+            </w:r>
+          </w:p>
+        </w:tc>
+      </w:tr>
+    </w:tbl>
+    <w:p>
+      <w:pPr>
+        <w:rPr>
+          <w:rFonts w:ascii="Times New Roman" w:hAnsi="Times New Roman" w:cs="Times New Roman"/>
+          <w:sz w:val="20"/>
+          <w:szCs w:val="20"/>
+        </w:rPr>
+      </w:pPr>
+    </w:p>
+    <w:p>
+      <w:r>
+        <w:t>The model outputs logits during training and sigmoid is used to convert the logits into probabilities. The validation set was also used to find a separate prediction threshold for each label. This is useful because rare labels often need different thresholds from common labels.</w:t>
+      </w:r>
+    </w:p>
+    <w:tbl>
+      <w:tblPr>
+        <w:tblStyle w:val="TableGrid"/>
+        <w:tblW w:w="0" w:type="auto"/>
+        <w:jc w:val="center"/>
+        <w:tblLook w:val="04A0" w:firstRow="1" w:lastRow="0" w:firstColumn="1" w:lastColumn="0" w:noHBand="0" w:noVBand="1"/>
+      </w:tblPr>
+      <w:tblGrid>
+        <w:gridCol w:w="2772"/>
+        <w:gridCol w:w="2446"/>
+        <w:gridCol w:w="3588"/>
+      </w:tblGrid>
+      <w:tr>
+        <w:trPr>
+          <w:trHeight w:val="336"/>
+          <w:jc w:val="center"/>
+        </w:trPr>
+        <w:tc>
+          <w:tcPr>
+            <w:tcW w:w="2772" w:type="dxa"/>
+            <w:shd w:val="clear" w:color="auto" w:fill="000000"/>
+            <w:vAlign w:val="center"/>
+          </w:tcPr>
+          <w:p>
+            <w:r>
+              <w:rPr>
+                <w:b/>
+                <w:color w:val="FFFFFF"/>
+                <w:sz w:val="17"/>
+              </w:rPr>
+              <w:t>Label</w:t>
+            </w:r>
+          </w:p>
+        </w:tc>
+        <w:tc>
+          <w:tcPr>
+            <w:tcW w:w="2446" w:type="dxa"/>
+            <w:shd w:val="clear" w:color="auto" w:fill="000000"/>
+            <w:vAlign w:val="center"/>
+          </w:tcPr>
+          <w:p>
+            <w:r>
+              <w:rPr>
+                <w:b/>
+                <w:color w:val="FFFFFF"/>
+                <w:sz w:val="17"/>
+              </w:rPr>
+              <w:t>Best threshold</w:t>
+            </w:r>
+          </w:p>
+        </w:tc>
+        <w:tc>
+          <w:tcPr>
+            <w:tcW w:w="3588" w:type="dxa"/>
+            <w:shd w:val="clear" w:color="auto" w:fill="000000"/>
+            <w:vAlign w:val="center"/>
+          </w:tcPr>
+          <w:p>
+            <w:r>
+              <w:rPr>
+                <w:b/>
+                <w:color w:val="FFFFFF"/>
+                <w:sz w:val="17"/>
+              </w:rPr>
+              <w:t>Validation F1 at threshold</w:t>
+            </w:r>
+          </w:p>
+        </w:tc>
+      </w:tr>
+      <w:tr>
+        <w:trPr>
+          <w:trHeight w:val="313"/>
+          <w:jc w:val="center"/>
+        </w:trPr>
+        <w:tc>
+          <w:tcPr>
+            <w:tcW w:w="2772" w:type="dxa"/>
+            <w:shd w:val="clear" w:color="auto" w:fill="D9D9D9"/>
+            <w:vAlign w:val="center"/>
+          </w:tcPr>
+          <w:p>
+            <w:r>
+              <w:rPr>
+                <w:sz w:val="17"/>
+              </w:rPr>
+              <w:t>toxic</w:t>
+            </w:r>
+          </w:p>
+        </w:tc>
+        <w:tc>
+          <w:tcPr>
+            <w:tcW w:w="2446" w:type="dxa"/>
+            <w:shd w:val="clear" w:color="auto" w:fill="D9D9D9"/>
+            <w:vAlign w:val="center"/>
+          </w:tcPr>
+          <w:p>
+            <w:r>
+              <w:rPr>
+                <w:sz w:val="17"/>
+              </w:rPr>
+              <w:t>0.45</w:t>
+            </w:r>
+          </w:p>
+        </w:tc>
+        <w:tc>
+          <w:tcPr>
+            <w:tcW w:w="3588" w:type="dxa"/>
+            <w:shd w:val="clear" w:color="auto" w:fill="D9D9D9"/>
+            <w:vAlign w:val="center"/>
+          </w:tcPr>
+          <w:p>
+            <w:r>
+              <w:rPr>
+                <w:sz w:val="17"/>
+              </w:rPr>
+              <w:t>0.825</w:t>
+            </w:r>
+          </w:p>
+        </w:tc>
+      </w:tr>
+      <w:tr>
+        <w:trPr>
+          <w:trHeight w:val="336"/>
+          <w:jc w:val="center"/>
+        </w:trPr>
+        <w:tc>
+          <w:tcPr>
+            <w:tcW w:w="2772" w:type="dxa"/>
+            <w:vAlign w:val="center"/>
+          </w:tcPr>
+          <w:p>
+            <w:proofErr w:type="spellStart"/>
+            <w:r>
+              <w:rPr>
+                <w:sz w:val="17"/>
+              </w:rPr>
+              <w:t>severe_toxic</w:t>
+            </w:r>
+            <w:proofErr w:type="spellEnd"/>
+          </w:p>
+        </w:tc>
+        <w:tc>
+          <w:tcPr>
+            <w:tcW w:w="2446" w:type="dxa"/>
+            <w:vAlign w:val="center"/>
+          </w:tcPr>
+          <w:p>
+            <w:r>
+              <w:rPr>
+                <w:sz w:val="17"/>
+              </w:rPr>
+              <w:t>0.21</w:t>
+            </w:r>
+          </w:p>
+        </w:tc>
+        <w:tc>
+          <w:tcPr>
+            <w:tcW w:w="3588" w:type="dxa"/>
+            <w:vAlign w:val="center"/>
+          </w:tcPr>
+          <w:p>
+            <w:r>
+              <w:rPr>
+                <w:sz w:val="17"/>
+              </w:rPr>
+              <w:t>0.524</w:t>
+            </w:r>
+          </w:p>
+        </w:tc>
+      </w:tr>
+      <w:tr>
+        <w:trPr>
+          <w:trHeight w:val="313"/>
+          <w:jc w:val="center"/>
+        </w:trPr>
+        <w:tc>
+          <w:tcPr>
+            <w:tcW w:w="2772" w:type="dxa"/>
+            <w:shd w:val="clear" w:color="auto" w:fill="D9D9D9"/>
+            <w:vAlign w:val="center"/>
+          </w:tcPr>
+          <w:p>
+            <w:r>
+              <w:rPr>
+                <w:sz w:val="17"/>
+              </w:rPr>
+              <w:t>obscene</w:t>
+            </w:r>
+          </w:p>
+        </w:tc>
+        <w:tc>
+          <w:tcPr>
+            <w:tcW w:w="2446" w:type="dxa"/>
+            <w:shd w:val="clear" w:color="auto" w:fill="D9D9D9"/>
+            <w:vAlign w:val="center"/>
+          </w:tcPr>
+          <w:p>
+            <w:r>
+              <w:rPr>
+                <w:sz w:val="17"/>
+              </w:rPr>
+              <w:t>0.32</w:t>
+            </w:r>
+          </w:p>
+        </w:tc>
+        <w:tc>
+          <w:tcPr>
+            <w:tcW w:w="3588" w:type="dxa"/>
+            <w:shd w:val="clear" w:color="auto" w:fill="D9D9D9"/>
+            <w:vAlign w:val="center"/>
+          </w:tcPr>
+          <w:p>
+            <w:r>
+              <w:rPr>
+                <w:sz w:val="17"/>
+              </w:rPr>
+              <w:t>0.829</w:t>
+            </w:r>
+          </w:p>
+        </w:tc>
+      </w:tr>
+      <w:tr>
+        <w:trPr>
+          <w:trHeight w:val="336"/>
+          <w:jc w:val="center"/>
+        </w:trPr>
+        <w:tc>
+          <w:tcPr>
+            <w:tcW w:w="2772" w:type="dxa"/>
+            <w:vAlign w:val="center"/>
+          </w:tcPr>
+          <w:p>
+            <w:r>
+              <w:rPr>
+                <w:sz w:val="17"/>
+              </w:rPr>
+              <w:t>threat</w:t>
+            </w:r>
+          </w:p>
+        </w:tc>
+        <w:tc>
+          <w:tcPr>
+            <w:tcW w:w="2446" w:type="dxa"/>
+            <w:vAlign w:val="center"/>
+          </w:tcPr>
+          <w:p>
+            <w:r>
+              <w:rPr>
+                <w:sz w:val="17"/>
+              </w:rPr>
+              <w:t>0.54</w:t>
+            </w:r>
+          </w:p>
+        </w:tc>
+        <w:tc>
+          <w:tcPr>
+            <w:tcW w:w="3588" w:type="dxa"/>
+            <w:vAlign w:val="center"/>
+          </w:tcPr>
+          <w:p>
+            <w:r>
+              <w:rPr>
+                <w:sz w:val="17"/>
+              </w:rPr>
+              <w:t>0.592</w:t>
+            </w:r>
+          </w:p>
+        </w:tc>
+      </w:tr>
+      <w:tr>
+        <w:trPr>
+          <w:trHeight w:val="313"/>
+          <w:jc w:val="center"/>
+        </w:trPr>
+        <w:tc>
+          <w:tcPr>
+            <w:tcW w:w="2772" w:type="dxa"/>
+            <w:shd w:val="clear" w:color="auto" w:fill="D9D9D9"/>
+            <w:vAlign w:val="center"/>
+          </w:tcPr>
+          <w:p>
+            <w:r>
+              <w:rPr>
+                <w:sz w:val="17"/>
+              </w:rPr>
+              <w:t>insult</w:t>
+            </w:r>
+          </w:p>
+        </w:tc>
+        <w:tc>
+          <w:tcPr>
+            <w:tcW w:w="2446" w:type="dxa"/>
+            <w:shd w:val="clear" w:color="auto" w:fill="D9D9D9"/>
+            <w:vAlign w:val="center"/>
+          </w:tcPr>
+          <w:p>
+            <w:r>
+              <w:rPr>
+                <w:sz w:val="17"/>
+              </w:rPr>
+              <w:t>0.32</w:t>
+            </w:r>
+          </w:p>
+        </w:tc>
+        <w:tc>
+          <w:tcPr>
+            <w:tcW w:w="3588" w:type="dxa"/>
+            <w:shd w:val="clear" w:color="auto" w:fill="D9D9D9"/>
+            <w:vAlign w:val="center"/>
+          </w:tcPr>
+          <w:p>
+            <w:r>
+              <w:rPr>
+                <w:sz w:val="17"/>
+              </w:rPr>
+              <w:t>0.766</w:t>
+            </w:r>
+          </w:p>
+        </w:tc>
+      </w:tr>
+      <w:tr>
+        <w:trPr>
+          <w:trHeight w:val="313"/>
+          <w:jc w:val="center"/>
+        </w:trPr>
+        <w:tc>
+          <w:tcPr>
+            <w:tcW w:w="2772" w:type="dxa"/>
+            <w:vAlign w:val="center"/>
+          </w:tcPr>
+          <w:p>
+            <w:proofErr w:type="spellStart"/>
+            <w:r>
+              <w:rPr>
+                <w:sz w:val="17"/>
+              </w:rPr>
+              <w:t>identity_hate</w:t>
+            </w:r>
+            <w:proofErr w:type="spellEnd"/>
+          </w:p>
+        </w:tc>
+        <w:tc>
+          <w:tcPr>
+            <w:tcW w:w="2446" w:type="dxa"/>
+            <w:vAlign w:val="center"/>
+          </w:tcPr>
+          <w:p>
+            <w:r>
+              <w:rPr>
+                <w:sz w:val="17"/>
+              </w:rPr>
+              <w:t>0.46</w:t>
+            </w:r>
+          </w:p>
+        </w:tc>
+        <w:tc>
+          <w:tcPr>
+            <w:tcW w:w="3588" w:type="dxa"/>
+            <w:vAlign w:val="center"/>
+          </w:tcPr>
+          <w:p>
+            <w:r>
+              <w:rPr>
+                <w:sz w:val="17"/>
+              </w:rPr>
+              <w:t>0.577</w:t>
+            </w:r>
+          </w:p>
+        </w:tc>
+      </w:tr>
+    </w:tbl>
+    <w:p>
+      <w:pPr>
+        <w:rPr>
+          <w:rFonts w:ascii="Times New Roman" w:hAnsi="Times New Roman" w:cs="Times New Roman"/>
+          <w:sz w:val="20"/>
+          <w:szCs w:val="20"/>
+        </w:rPr>
+      </w:pPr>
+    </w:p>
+    <w:p>
+      <w:pPr>
+        <w:rPr>
+          <w:rFonts w:ascii="Times New Roman" w:hAnsi="Times New Roman" w:cs="Times New Roman"/>
+          <w:sz w:val="20"/>
+          <w:szCs w:val="20"/>
+        </w:rPr>
+      </w:pPr>
+    </w:p>
+    <w:p/>
+    <w:p>
+      <w:pPr>
+        <w:pStyle w:val="Heading2"/>
+      </w:pPr>
+      <w:r>
+        <w:lastRenderedPageBreak/>
+        <w:t>3.2.1 Transfer Learning Test Results</w:t>
+      </w:r>
+    </w:p>
+    <w:tbl>
+      <w:tblPr>
+        <w:tblStyle w:val="TableGrid"/>
+        <w:tblW w:w="0" w:type="auto"/>
+        <w:jc w:val="center"/>
+        <w:tblLook w:val="04A0" w:firstRow="1" w:lastRow="0" w:firstColumn="1" w:lastColumn="0" w:noHBand="0" w:noVBand="1"/>
+      </w:tblPr>
+      <w:tblGrid>
+        <w:gridCol w:w="2247"/>
+        <w:gridCol w:w="1338"/>
+        <w:gridCol w:w="5431"/>
+      </w:tblGrid>
+      <w:tr>
+        <w:trPr>
+          <w:jc w:val="center"/>
+        </w:trPr>
+        <w:tc>
+          <w:tcPr>
+            <w:tcW w:w="2448" w:type="dxa"/>
+            <w:shd w:val="clear" w:color="auto" w:fill="000000"/>
+            <w:vAlign w:val="center"/>
+          </w:tcPr>
+          <w:p>
+            <w:r>
+              <w:rPr>
+                <w:b/>
+                <w:color w:val="FFFFFF"/>
+                <w:sz w:val="17"/>
+              </w:rPr>
+              <w:t>Metric</w:t>
+            </w:r>
+          </w:p>
+        </w:tc>
+        <w:tc>
+          <w:tcPr>
+            <w:tcW w:w="1440" w:type="dxa"/>
+            <w:shd w:val="clear" w:color="auto" w:fill="000000"/>
+            <w:vAlign w:val="center"/>
+          </w:tcPr>
+          <w:p>
+            <w:r>
+              <w:rPr>
+                <w:b/>
+                <w:color w:val="FFFFFF"/>
+                <w:sz w:val="17"/>
+              </w:rPr>
+              <w:t>Value</w:t>
+            </w:r>
+          </w:p>
+        </w:tc>
+        <w:tc>
+          <w:tcPr>
+            <w:tcW w:w="6048" w:type="dxa"/>
+            <w:shd w:val="clear" w:color="auto" w:fill="000000"/>
+            <w:vAlign w:val="center"/>
+          </w:tcPr>
+          <w:p>
+            <w:r>
+              <w:rPr>
+                <w:b/>
+                <w:color w:val="FFFFFF"/>
+                <w:sz w:val="17"/>
+              </w:rPr>
+              <w:t>Interpretation</w:t>
+            </w:r>
+          </w:p>
+        </w:tc>
+      </w:tr>
+      <w:tr>
+        <w:trPr>
+          <w:jc w:val="center"/>
+        </w:trPr>
+        <w:tc>
+          <w:tcPr>
+            <w:tcW w:w="2448" w:type="dxa"/>
+            <w:shd w:val="clear" w:color="auto" w:fill="D9D9D9"/>
+            <w:vAlign w:val="center"/>
+          </w:tcPr>
+          <w:p>
+            <w:r>
+              <w:rPr>
+                <w:sz w:val="17"/>
+              </w:rPr>
+              <w:t>Test ROC-AUC</w:t>
+            </w:r>
+          </w:p>
+        </w:tc>
+        <w:tc>
+          <w:tcPr>
+            <w:tcW w:w="1440" w:type="dxa"/>
+            <w:shd w:val="clear" w:color="auto" w:fill="D9D9D9"/>
+            <w:vAlign w:val="center"/>
+          </w:tcPr>
+          <w:p>
+            <w:r>
+              <w:rPr>
+                <w:sz w:val="17"/>
+              </w:rPr>
+              <w:t>0.980</w:t>
+            </w:r>
+          </w:p>
+        </w:tc>
+        <w:tc>
+          <w:tcPr>
+            <w:tcW w:w="6048" w:type="dxa"/>
+            <w:shd w:val="clear" w:color="auto" w:fill="D9D9D9"/>
+            <w:vAlign w:val="center"/>
+          </w:tcPr>
+          <w:p>
+            <w:r>
+              <w:rPr>
+                <w:sz w:val="17"/>
+              </w:rPr>
+              <w:t>Very strong separation between positive and negative labels</w:t>
+            </w:r>
+          </w:p>
+        </w:tc>
+      </w:tr>
+      <w:tr>
+        <w:trPr>
+          <w:jc w:val="center"/>
+        </w:trPr>
+        <w:tc>
+          <w:tcPr>
+            <w:tcW w:w="2448" w:type="dxa"/>
+            <w:vAlign w:val="center"/>
+          </w:tcPr>
+          <w:p>
+            <w:r>
+              <w:rPr>
+                <w:sz w:val="17"/>
+              </w:rPr>
+              <w:t>Macro Precision</w:t>
+            </w:r>
+          </w:p>
+        </w:tc>
+        <w:tc>
+          <w:tcPr>
+            <w:tcW w:w="1440" w:type="dxa"/>
+            <w:vAlign w:val="center"/>
+          </w:tcPr>
+          <w:p>
+            <w:r>
+              <w:rPr>
+                <w:sz w:val="17"/>
+              </w:rPr>
+              <w:t>0.523</w:t>
+            </w:r>
+          </w:p>
+        </w:tc>
+        <w:tc>
+          <w:tcPr>
+            <w:tcW w:w="6048" w:type="dxa"/>
+            <w:vAlign w:val="center"/>
+          </w:tcPr>
+          <w:p>
+            <w:r>
+              <w:rPr>
+                <w:sz w:val="17"/>
+              </w:rPr>
+              <w:t>Much better precision than the neural network</w:t>
+            </w:r>
+          </w:p>
+        </w:tc>
+      </w:tr>
+      <w:tr>
+        <w:trPr>
+          <w:jc w:val="center"/>
+        </w:trPr>
+        <w:tc>
+          <w:tcPr>
+            <w:tcW w:w="2448" w:type="dxa"/>
+            <w:shd w:val="clear" w:color="auto" w:fill="D9D9D9"/>
+            <w:vAlign w:val="center"/>
+          </w:tcPr>
+          <w:p>
+            <w:r>
+              <w:rPr>
+                <w:sz w:val="17"/>
+              </w:rPr>
+              <w:t>Macro Recall</w:t>
+            </w:r>
+          </w:p>
+        </w:tc>
+        <w:tc>
+          <w:tcPr>
+            <w:tcW w:w="1440" w:type="dxa"/>
+            <w:shd w:val="clear" w:color="auto" w:fill="D9D9D9"/>
+            <w:vAlign w:val="center"/>
+          </w:tcPr>
+          <w:p>
+            <w:r>
+              <w:rPr>
+                <w:sz w:val="17"/>
+              </w:rPr>
+              <w:t>0.714</w:t>
+            </w:r>
+          </w:p>
+        </w:tc>
+        <w:tc>
+          <w:tcPr>
+            <w:tcW w:w="6048" w:type="dxa"/>
+            <w:shd w:val="clear" w:color="auto" w:fill="D9D9D9"/>
+            <w:vAlign w:val="center"/>
+          </w:tcPr>
+          <w:p>
+            <w:r>
+              <w:rPr>
+                <w:sz w:val="17"/>
+              </w:rPr>
+              <w:t>Still detects many real toxic labels</w:t>
+            </w:r>
+          </w:p>
+        </w:tc>
+      </w:tr>
+      <w:tr>
+        <w:trPr>
+          <w:jc w:val="center"/>
+        </w:trPr>
+        <w:tc>
+          <w:tcPr>
+            <w:tcW w:w="2448" w:type="dxa"/>
+            <w:vAlign w:val="center"/>
+          </w:tcPr>
+          <w:p>
+            <w:r>
+              <w:rPr>
+                <w:sz w:val="17"/>
+              </w:rPr>
+              <w:t>Macro F1</w:t>
+            </w:r>
+          </w:p>
+        </w:tc>
+        <w:tc>
+          <w:tcPr>
+            <w:tcW w:w="1440" w:type="dxa"/>
+            <w:vAlign w:val="center"/>
+          </w:tcPr>
+          <w:p>
+            <w:r>
+              <w:rPr>
+                <w:sz w:val="17"/>
+              </w:rPr>
+              <w:t>0.591</w:t>
+            </w:r>
+          </w:p>
+        </w:tc>
+        <w:tc>
+          <w:tcPr>
+            <w:tcW w:w="6048" w:type="dxa"/>
+            <w:vAlign w:val="center"/>
+          </w:tcPr>
+          <w:p>
+            <w:r>
+              <w:rPr>
+                <w:sz w:val="17"/>
+              </w:rPr>
+              <w:t>Stronger balance across all six labels</w:t>
+            </w:r>
+          </w:p>
+        </w:tc>
+      </w:tr>
+    </w:tbl>
+    <w:p/>
+    <w:tbl>
+      <w:tblPr>
+        <w:tblStyle w:val="TableGrid"/>
+        <w:tblW w:w="0" w:type="auto"/>
+        <w:jc w:val="center"/>
+        <w:tblLook w:val="04A0" w:firstRow="1" w:lastRow="0" w:firstColumn="1" w:lastColumn="0" w:noHBand="0" w:noVBand="1"/>
+      </w:tblPr>
+      <w:tblGrid>
+        <w:gridCol w:w="2160"/>
+        <w:gridCol w:w="1296"/>
+        <w:gridCol w:w="1296"/>
+        <w:gridCol w:w="1440"/>
+        <w:gridCol w:w="1296"/>
+        <w:gridCol w:w="1296"/>
+      </w:tblGrid>
+      <w:tr>
+        <w:trPr>
+          <w:jc w:val="center"/>
+        </w:trPr>
+        <w:tc>
+          <w:tcPr>
+            <w:tcW w:w="2160" w:type="dxa"/>
+            <w:shd w:val="clear" w:color="auto" w:fill="000000"/>
+            <w:vAlign w:val="center"/>
+          </w:tcPr>
+          <w:p>
+            <w:r>
+              <w:rPr>
+                <w:b/>
+                <w:color w:val="FFFFFF"/>
+                <w:sz w:val="16"/>
+              </w:rPr>
+              <w:t>Label</w:t>
+            </w:r>
+          </w:p>
+        </w:tc>
+        <w:tc>
+          <w:tcPr>
+            <w:tcW w:w="1296" w:type="dxa"/>
+            <w:shd w:val="clear" w:color="auto" w:fill="000000"/>
+            <w:vAlign w:val="center"/>
+          </w:tcPr>
+          <w:p>
+            <w:r>
+              <w:rPr>
+                <w:b/>
+                <w:color w:val="FFFFFF"/>
+                <w:sz w:val="16"/>
+              </w:rPr>
+              <w:t>Threshold</w:t>
+            </w:r>
+          </w:p>
+        </w:tc>
+        <w:tc>
+          <w:tcPr>
+            <w:tcW w:w="1296" w:type="dxa"/>
+            <w:shd w:val="clear" w:color="auto" w:fill="000000"/>
+            <w:vAlign w:val="center"/>
+          </w:tcPr>
+          <w:p>
+            <w:r>
+              <w:rPr>
+                <w:b/>
+                <w:color w:val="FFFFFF"/>
+                <w:sz w:val="16"/>
+              </w:rPr>
+              <w:t>AUC</w:t>
+            </w:r>
+          </w:p>
+        </w:tc>
+        <w:tc>
+          <w:tcPr>
+            <w:tcW w:w="1440" w:type="dxa"/>
+            <w:shd w:val="clear" w:color="auto" w:fill="000000"/>
+            <w:vAlign w:val="center"/>
+          </w:tcPr>
+          <w:p>
+            <w:r>
+              <w:rPr>
+                <w:b/>
+                <w:color w:val="FFFFFF"/>
+                <w:sz w:val="16"/>
+              </w:rPr>
+              <w:t>Precision</w:t>
+            </w:r>
+          </w:p>
+        </w:tc>
+        <w:tc>
+          <w:tcPr>
+            <w:tcW w:w="1296" w:type="dxa"/>
+            <w:shd w:val="clear" w:color="auto" w:fill="000000"/>
+            <w:vAlign w:val="center"/>
+          </w:tcPr>
+          <w:p>
+            <w:r>
+              <w:rPr>
+                <w:b/>
+                <w:color w:val="FFFFFF"/>
+                <w:sz w:val="16"/>
+              </w:rPr>
+              <w:t>Recall</w:t>
+            </w:r>
+          </w:p>
+        </w:tc>
+        <w:tc>
+          <w:tcPr>
+            <w:tcW w:w="1296" w:type="dxa"/>
+            <w:shd w:val="clear" w:color="auto" w:fill="000000"/>
+            <w:vAlign w:val="center"/>
+          </w:tcPr>
+          <w:p>
+            <w:r>
+              <w:rPr>
+                <w:b/>
+                <w:color w:val="FFFFFF"/>
+                <w:sz w:val="16"/>
+              </w:rPr>
+              <w:t>F1</w:t>
+            </w:r>
+          </w:p>
+        </w:tc>
+      </w:tr>
+      <w:tr>
+        <w:trPr>
+          <w:jc w:val="center"/>
+        </w:trPr>
+        <w:tc>
+          <w:tcPr>
+            <w:tcW w:w="2160" w:type="dxa"/>
+            <w:shd w:val="clear" w:color="auto" w:fill="D9D9D9"/>
+            <w:vAlign w:val="center"/>
+          </w:tcPr>
+          <w:p>
+            <w:r>
+              <w:rPr>
+                <w:sz w:val="16"/>
+              </w:rPr>
+              <w:t>toxic</w:t>
+            </w:r>
+          </w:p>
+        </w:tc>
+        <w:tc>
+          <w:tcPr>
+            <w:tcW w:w="1296" w:type="dxa"/>
+            <w:shd w:val="clear" w:color="auto" w:fill="D9D9D9"/>
+            <w:vAlign w:val="center"/>
+          </w:tcPr>
+          <w:p>
+            <w:r>
+              <w:rPr>
+                <w:sz w:val="16"/>
+              </w:rPr>
+              <w:t>0.45</w:t>
+            </w:r>
+          </w:p>
+        </w:tc>
+        <w:tc>
+          <w:tcPr>
+            <w:tcW w:w="1296" w:type="dxa"/>
+            <w:shd w:val="clear" w:color="auto" w:fill="D9D9D9"/>
+            <w:vAlign w:val="center"/>
+          </w:tcPr>
+          <w:p>
+            <w:r>
+              <w:rPr>
+                <w:sz w:val="16"/>
+              </w:rPr>
+              <w:t>0.965</w:t>
+            </w:r>
+          </w:p>
+        </w:tc>
+        <w:tc>
+          <w:tcPr>
+            <w:tcW w:w="1440" w:type="dxa"/>
+            <w:shd w:val="clear" w:color="auto" w:fill="D9D9D9"/>
+            <w:vAlign w:val="center"/>
+          </w:tcPr>
+          <w:p>
+            <w:r>
+              <w:rPr>
+                <w:sz w:val="16"/>
+              </w:rPr>
+              <w:t>0.511</w:t>
+            </w:r>
+          </w:p>
+        </w:tc>
+        <w:tc>
+          <w:tcPr>
+            <w:tcW w:w="1296" w:type="dxa"/>
+            <w:shd w:val="clear" w:color="auto" w:fill="D9D9D9"/>
+            <w:vAlign w:val="center"/>
+          </w:tcPr>
+          <w:p>
+            <w:r>
+              <w:rPr>
+                <w:sz w:val="16"/>
+              </w:rPr>
+              <w:t>0.908</w:t>
+            </w:r>
+          </w:p>
+        </w:tc>
+        <w:tc>
+          <w:tcPr>
+            <w:tcW w:w="1296" w:type="dxa"/>
+            <w:shd w:val="clear" w:color="auto" w:fill="D9D9D9"/>
+            <w:vAlign w:val="center"/>
+          </w:tcPr>
+          <w:p>
+            <w:r>
+              <w:rPr>
+                <w:sz w:val="16"/>
+              </w:rPr>
+              <w:t>0.654</w:t>
+            </w:r>
+          </w:p>
+        </w:tc>
+      </w:tr>
+      <w:tr>
+        <w:trPr>
+          <w:jc w:val="center"/>
+        </w:trPr>
+        <w:tc>
+          <w:tcPr>
+            <w:tcW w:w="2160" w:type="dxa"/>
+            <w:vAlign w:val="center"/>
+          </w:tcPr>
+          <w:p>
+            <w:proofErr w:type="spellStart"/>
+            <w:r>
+              <w:rPr>
+                <w:sz w:val="16"/>
+              </w:rPr>
+              <w:t>severe_toxic</w:t>
+            </w:r>
+            <w:proofErr w:type="spellEnd"/>
+          </w:p>
+        </w:tc>
+        <w:tc>
+          <w:tcPr>
+            <w:tcW w:w="1296" w:type="dxa"/>
+            <w:vAlign w:val="center"/>
+          </w:tcPr>
+          <w:p>
+            <w:r>
+              <w:rPr>
+                <w:sz w:val="16"/>
+              </w:rPr>
+              <w:t>0.21</w:t>
+            </w:r>
+          </w:p>
+        </w:tc>
+        <w:tc>
+          <w:tcPr>
+            <w:tcW w:w="1296" w:type="dxa"/>
+            <w:vAlign w:val="center"/>
+          </w:tcPr>
+          <w:p>
+            <w:r>
+              <w:rPr>
+                <w:sz w:val="16"/>
+              </w:rPr>
+              <w:t>0.988</w:t>
+            </w:r>
+          </w:p>
+        </w:tc>
+        <w:tc>
+          <w:tcPr>
+            <w:tcW w:w="1440" w:type="dxa"/>
+            <w:vAlign w:val="center"/>
+          </w:tcPr>
+          <w:p>
+            <w:r>
+              <w:rPr>
+                <w:sz w:val="16"/>
+              </w:rPr>
+              <w:t>0.269</w:t>
+            </w:r>
+          </w:p>
+        </w:tc>
+        <w:tc>
+          <w:tcPr>
+            <w:tcW w:w="1296" w:type="dxa"/>
+            <w:vAlign w:val="center"/>
+          </w:tcPr>
+          <w:p>
+            <w:r>
+              <w:rPr>
+                <w:sz w:val="16"/>
+              </w:rPr>
+              <w:t>0.673</w:t>
+            </w:r>
+          </w:p>
+        </w:tc>
+        <w:tc>
+          <w:tcPr>
+            <w:tcW w:w="1296" w:type="dxa"/>
+            <w:vAlign w:val="center"/>
+          </w:tcPr>
+          <w:p>
+            <w:r>
+              <w:rPr>
+                <w:sz w:val="16"/>
+              </w:rPr>
+              <w:t>0.384</w:t>
+            </w:r>
+          </w:p>
+        </w:tc>
+      </w:tr>
+      <w:tr>
+        <w:trPr>
+          <w:jc w:val="center"/>
+        </w:trPr>
+        <w:tc>
+          <w:tcPr>
+            <w:tcW w:w="2160" w:type="dxa"/>
+            <w:shd w:val="clear" w:color="auto" w:fill="D9D9D9"/>
+            <w:vAlign w:val="center"/>
+          </w:tcPr>
+          <w:p>
+            <w:r>
+              <w:rPr>
+                <w:sz w:val="16"/>
+              </w:rPr>
+              <w:t>obscene</w:t>
+            </w:r>
+          </w:p>
+        </w:tc>
+        <w:tc>
+          <w:tcPr>
+            <w:tcW w:w="1296" w:type="dxa"/>
+            <w:shd w:val="clear" w:color="auto" w:fill="D9D9D9"/>
+            <w:vAlign w:val="center"/>
+          </w:tcPr>
+          <w:p>
+            <w:r>
+              <w:rPr>
+                <w:sz w:val="16"/>
+              </w:rPr>
+              <w:t>0.32</w:t>
+            </w:r>
+          </w:p>
+        </w:tc>
+        <w:tc>
+          <w:tcPr>
+            <w:tcW w:w="1296" w:type="dxa"/>
+            <w:shd w:val="clear" w:color="auto" w:fill="D9D9D9"/>
+            <w:vAlign w:val="center"/>
+          </w:tcPr>
+          <w:p>
+            <w:r>
+              <w:rPr>
+                <w:sz w:val="16"/>
+              </w:rPr>
+              <w:t>0.975</w:t>
+            </w:r>
+          </w:p>
+        </w:tc>
+        <w:tc>
+          <w:tcPr>
+            <w:tcW w:w="1440" w:type="dxa"/>
+            <w:shd w:val="clear" w:color="auto" w:fill="D9D9D9"/>
+            <w:vAlign w:val="center"/>
+          </w:tcPr>
+          <w:p>
+            <w:r>
+              <w:rPr>
+                <w:sz w:val="16"/>
+              </w:rPr>
+              <w:t>0.592</w:t>
+            </w:r>
+          </w:p>
+        </w:tc>
+        <w:tc>
+          <w:tcPr>
+            <w:tcW w:w="1296" w:type="dxa"/>
+            <w:shd w:val="clear" w:color="auto" w:fill="D9D9D9"/>
+            <w:vAlign w:val="center"/>
+          </w:tcPr>
+          <w:p>
+            <w:r>
+              <w:rPr>
+                <w:sz w:val="16"/>
+              </w:rPr>
+              <w:t>0.807</w:t>
+            </w:r>
+          </w:p>
+        </w:tc>
+        <w:tc>
+          <w:tcPr>
+            <w:tcW w:w="1296" w:type="dxa"/>
+            <w:shd w:val="clear" w:color="auto" w:fill="D9D9D9"/>
+            <w:vAlign w:val="center"/>
+          </w:tcPr>
+          <w:p>
+            <w:r>
+              <w:rPr>
+                <w:sz w:val="16"/>
+              </w:rPr>
+              <w:t>0.683</w:t>
+            </w:r>
+          </w:p>
+        </w:tc>
+      </w:tr>
+      <w:tr>
+        <w:trPr>
+          <w:jc w:val="center"/>
+        </w:trPr>
+        <w:tc>
+          <w:tcPr>
+            <w:tcW w:w="2160" w:type="dxa"/>
+            <w:vAlign w:val="center"/>
+          </w:tcPr>
+          <w:p>
+            <w:r>
+              <w:rPr>
+                <w:sz w:val="16"/>
+              </w:rPr>
+              <w:t>threat</w:t>
+            </w:r>
+          </w:p>
+        </w:tc>
+        <w:tc>
+          <w:tcPr>
+            <w:tcW w:w="1296" w:type="dxa"/>
+            <w:vAlign w:val="center"/>
+          </w:tcPr>
+          <w:p>
+            <w:r>
+              <w:rPr>
+                <w:sz w:val="16"/>
+              </w:rPr>
+              <w:t>0.54</w:t>
+            </w:r>
+          </w:p>
+        </w:tc>
+        <w:tc>
+          <w:tcPr>
+            <w:tcW w:w="1296" w:type="dxa"/>
+            <w:vAlign w:val="center"/>
+          </w:tcPr>
+          <w:p>
+            <w:r>
+              <w:rPr>
+                <w:sz w:val="16"/>
+              </w:rPr>
+              <w:t>0.994</w:t>
+            </w:r>
+          </w:p>
+        </w:tc>
+        <w:tc>
+          <w:tcPr>
+            <w:tcW w:w="1440" w:type="dxa"/>
+            <w:vAlign w:val="center"/>
+          </w:tcPr>
+          <w:p>
+            <w:r>
+              <w:rPr>
+                <w:sz w:val="16"/>
+              </w:rPr>
+              <w:t>0.535</w:t>
+            </w:r>
+          </w:p>
+        </w:tc>
+        <w:tc>
+          <w:tcPr>
+            <w:tcW w:w="1296" w:type="dxa"/>
+            <w:vAlign w:val="center"/>
+          </w:tcPr>
+          <w:p>
+            <w:r>
+              <w:rPr>
+                <w:sz w:val="16"/>
+              </w:rPr>
+              <w:t>0.578</w:t>
+            </w:r>
+          </w:p>
+        </w:tc>
+        <w:tc>
+          <w:tcPr>
+            <w:tcW w:w="1296" w:type="dxa"/>
+            <w:vAlign w:val="center"/>
+          </w:tcPr>
+          <w:p>
+            <w:r>
+              <w:rPr>
+                <w:sz w:val="16"/>
+              </w:rPr>
+              <w:t>0.556</w:t>
+            </w:r>
+          </w:p>
+        </w:tc>
+      </w:tr>
+      <w:tr>
+        <w:trPr>
+          <w:jc w:val="center"/>
+        </w:trPr>
+        <w:tc>
+          <w:tcPr>
+            <w:tcW w:w="2160" w:type="dxa"/>
+            <w:shd w:val="clear" w:color="auto" w:fill="D9D9D9"/>
+            <w:vAlign w:val="center"/>
+          </w:tcPr>
+          <w:p>
+            <w:r>
+              <w:rPr>
+                <w:sz w:val="16"/>
+              </w:rPr>
+              <w:t>insult</w:t>
+            </w:r>
+          </w:p>
+        </w:tc>
+        <w:tc>
+          <w:tcPr>
+            <w:tcW w:w="1296" w:type="dxa"/>
+            <w:shd w:val="clear" w:color="auto" w:fill="D9D9D9"/>
+            <w:vAlign w:val="center"/>
+          </w:tcPr>
+          <w:p>
+            <w:r>
+              <w:rPr>
+                <w:sz w:val="16"/>
+              </w:rPr>
+              <w:t>0.32</w:t>
+            </w:r>
+          </w:p>
+        </w:tc>
+        <w:tc>
+          <w:tcPr>
+            <w:tcW w:w="1296" w:type="dxa"/>
+            <w:shd w:val="clear" w:color="auto" w:fill="D9D9D9"/>
+            <w:vAlign w:val="center"/>
+          </w:tcPr>
+          <w:p>
+            <w:r>
+              <w:rPr>
+                <w:sz w:val="16"/>
+              </w:rPr>
+              <w:t>0.971</w:t>
+            </w:r>
+          </w:p>
+        </w:tc>
+        <w:tc>
+          <w:tcPr>
+            <w:tcW w:w="1440" w:type="dxa"/>
+            <w:shd w:val="clear" w:color="auto" w:fill="D9D9D9"/>
+            <w:vAlign w:val="center"/>
+          </w:tcPr>
+          <w:p>
+            <w:r>
+              <w:rPr>
+                <w:sz w:val="16"/>
+              </w:rPr>
+              <w:t>0.620</w:t>
+            </w:r>
+          </w:p>
+        </w:tc>
+        <w:tc>
+          <w:tcPr>
+            <w:tcW w:w="1296" w:type="dxa"/>
+            <w:shd w:val="clear" w:color="auto" w:fill="D9D9D9"/>
+            <w:vAlign w:val="center"/>
+          </w:tcPr>
+          <w:p>
+            <w:r>
+              <w:rPr>
+                <w:sz w:val="16"/>
+              </w:rPr>
+              <w:t>0.736</w:t>
+            </w:r>
+          </w:p>
+        </w:tc>
+        <w:tc>
+          <w:tcPr>
+            <w:tcW w:w="1296" w:type="dxa"/>
+            <w:shd w:val="clear" w:color="auto" w:fill="D9D9D9"/>
+            <w:vAlign w:val="center"/>
+          </w:tcPr>
+          <w:p>
+            <w:r>
+              <w:rPr>
+                <w:sz w:val="16"/>
+              </w:rPr>
+              <w:t>0.673</w:t>
+            </w:r>
+          </w:p>
+        </w:tc>
+      </w:tr>
+      <w:tr>
+        <w:trPr>
+          <w:jc w:val="center"/>
+        </w:trPr>
+        <w:tc>
+          <w:tcPr>
+            <w:tcW w:w="2160" w:type="dxa"/>
+            <w:vAlign w:val="center"/>
+          </w:tcPr>
+          <w:p>
+            <w:proofErr w:type="spellStart"/>
+            <w:r>
+              <w:rPr>
+                <w:sz w:val="16"/>
+              </w:rPr>
+              <w:t>identity_hate</w:t>
+            </w:r>
+            <w:proofErr w:type="spellEnd"/>
+          </w:p>
+        </w:tc>
+        <w:tc>
+          <w:tcPr>
+            <w:tcW w:w="1296" w:type="dxa"/>
+            <w:vAlign w:val="center"/>
+          </w:tcPr>
+          <w:p>
+            <w:r>
+              <w:rPr>
+                <w:sz w:val="16"/>
+              </w:rPr>
+              <w:t>0.46</w:t>
+            </w:r>
+          </w:p>
+        </w:tc>
+        <w:tc>
+          <w:tcPr>
+            <w:tcW w:w="1296" w:type="dxa"/>
+            <w:vAlign w:val="center"/>
+          </w:tcPr>
+          <w:p>
+            <w:r>
+              <w:rPr>
+                <w:sz w:val="16"/>
+              </w:rPr>
+              <w:t>0.985</w:t>
+            </w:r>
+          </w:p>
+        </w:tc>
+        <w:tc>
+          <w:tcPr>
+            <w:tcW w:w="1440" w:type="dxa"/>
+            <w:vAlign w:val="center"/>
+          </w:tcPr>
+          <w:p>
+            <w:r>
+              <w:rPr>
+                <w:sz w:val="16"/>
+              </w:rPr>
+              <w:t>0.614</w:t>
+            </w:r>
+          </w:p>
+        </w:tc>
+        <w:tc>
+          <w:tcPr>
+            <w:tcW w:w="1296" w:type="dxa"/>
+            <w:vAlign w:val="center"/>
+          </w:tcPr>
+          <w:p>
+            <w:r>
+              <w:rPr>
+                <w:sz w:val="16"/>
+              </w:rPr>
+              <w:t>0.584</w:t>
+            </w:r>
+          </w:p>
+        </w:tc>
+        <w:tc>
+          <w:tcPr>
+            <w:tcW w:w="1296" w:type="dxa"/>
+            <w:vAlign w:val="center"/>
+          </w:tcPr>
+          <w:p>
+            <w:r>
+              <w:rPr>
+                <w:sz w:val="16"/>
+              </w:rPr>
+              <w:t>0.599</w:t>
+            </w:r>
+          </w:p>
+        </w:tc>
+      </w:tr>
+    </w:tbl>
+    <w:p/>
+    <w:p>
+      <w:r>
+        <w:t xml:space="preserve">The transfer learning model performs better because </w:t>
+      </w:r>
+      <w:proofErr w:type="spellStart"/>
+      <w:r>
+        <w:t>DistilBERT</w:t>
+      </w:r>
+      <w:proofErr w:type="spellEnd"/>
+      <w:r>
+        <w:t xml:space="preserve"> can use contextual information. For example, it can consider the order of words and the surrounding meaning, while the simple neural network mainly averages word vectors. This is especially helpful for difficult and rare labels such as threat and </w:t>
+      </w:r>
+      <w:proofErr w:type="spellStart"/>
+      <w:r>
+        <w:t>identity_hate</w:t>
+      </w:r>
+      <w:proofErr w:type="spellEnd"/>
+      <w:r>
+        <w:t>.</w:t>
+      </w:r>
+    </w:p>
+    <w:p>
+      <w:pPr>
+        <w:pStyle w:val="Heading1"/>
+      </w:pPr>
+      <w:r>
+        <w:t>3.3 Comparison of the Two Multi-label Models</w:t>
+      </w:r>
+    </w:p>
+    <w:p/>
+    <w:p>
+      <w:pPr>
+        <w:jc w:val="center"/>
+      </w:pPr>
+      <w:r>
+        <w:rPr>
+          <w:noProof/>
+        </w:rPr>
+        <w:drawing>
+          <wp:inline distT="0" distB="0" distL="0" distR="0" wp14:anchorId="5C0D7FAD" wp14:editId="0CE7EB30">
+            <wp:extent cx="5669280" cy="3364594"/>
+            <wp:effectExtent l="0" t="0" r="0" b="0"/>
+            <wp:docPr id="2072982545" name="Picture 2072982545"/>
+            <wp:cNvGraphicFramePr>
+              <a:graphicFrameLocks xmlns:a="http://schemas.openxmlformats.org/drawingml/2006/main" noChangeAspect="1"/>
+            </wp:cNvGraphicFramePr>
+            <a:graphic xmlns:a="http://schemas.openxmlformats.org/drawingml/2006/main">
+              <a:graphicData uri="http://schemas.openxmlformats.org/drawingml/2006/picture">
+                <pic:pic xmlns:pic="http://schemas.openxmlformats.org/drawingml/2006/picture">
+                  <pic:nvPicPr>
+                    <pic:cNvPr id="0" name="model_comparison_metrics.png"/>
+                    <pic:cNvPicPr/>
+                  </pic:nvPicPr>
+                  <pic:blipFill>
+                    <a:blip r:embed="rId8"/>
+                    <a:stretch>
+                      <a:fillRect/>
+                    </a:stretch>
+                  </pic:blipFill>
+                  <pic:spPr>
+                    <a:xfrm>
+                      <a:off x="0" y="0"/>
+                      <a:ext cx="5669280" cy="3364594"/>
+                    </a:xfrm>
+                    <a:prstGeom prst="rect">
+                      <a:avLst/>
+                    </a:prstGeom>
+                  </pic:spPr>
+                </pic:pic>
+              </a:graphicData>
+            </a:graphic>
+          </wp:inline>
+        </w:drawing>
+      </w:r>
+    </w:p>
+    <w:p>
+      <w:pPr>
+        <w:rPr>
+          <w:rFonts w:ascii="Times New Roman" w:hAnsi="Times New Roman" w:cs="Times New Roman"/>
+          <w:sz w:val="20"/>
+          <w:szCs w:val="20"/>
+        </w:rPr>
+      </w:pPr>
+      <w:r>
+        <w:t>The comparison shows that the neural network from scratch has higher recall, meaning it finds many true toxic labels. However, its precision is much lower, so it also creates many false positives. The transfer learning model gives a better balance. It improves AUC, precision, and Macro F1, which makes it the stronger model overall.</w:t>
+      </w:r>
     </w:p>
     <w:sectPr>
       <w:pgSz w:w="11906" w:h="16838"/>
@@ -4096,6 +7490,7 @@
   <w:style w:type="character" w:default="1" w:styleId="DefaultParagraphFont">
     <w:name w:val="Default Paragraph Font"/>
     <w:uiPriority w:val="1"/>
+    <w:semiHidden/>
     <w:unhideWhenUsed/>
   </w:style>
   <w:style w:type="table" w:default="1" w:styleId="TableNormal">
